--- a/DailyReport.docx
+++ b/DailyReport.docx
@@ -1,11 +1,10 @@
 
 <file path=word/document.xml><?xml version="1.0" encoding="utf-8"?>
-<w:document xmlns:o="urn:schemas-microsoft-com:office:office" xmlns:r="http://schemas.openxmlformats.org/officeDocument/2006/relationships" xmlns:v="urn:schemas-microsoft-com:vml" xmlns:w="http://schemas.openxmlformats.org/wordprocessingml/2006/main" xmlns:w10="urn:schemas-microsoft-com:office:word" xmlns:wp="http://schemas.openxmlformats.org/drawingml/2006/wordprocessingDrawing" xmlns:pic="http://schemas.openxmlformats.org/drawingml/2006/picture" xmlns:wps="http://schemas.microsoft.com/office/word/2010/wordprocessingShape" xmlns:wpg="http://schemas.microsoft.com/office/word/2010/wordprocessingGroup" xmlns:mc="http://schemas.openxmlformats.org/markup-compatibility/2006" xmlns:wp14="http://schemas.microsoft.com/office/word/2010/wordprocessingDrawing" xmlns:w14="http://schemas.microsoft.com/office/word/2010/wordml" xmlns:w15="http://schemas.microsoft.com/office/word/2012/wordml" mc:Ignorable="w14 wp14 w15">
+<w:document xmlns:wpc="http://schemas.microsoft.com/office/word/2010/wordprocessingCanvas" xmlns:cx="http://schemas.microsoft.com/office/drawing/2014/chartex" xmlns:cx1="http://schemas.microsoft.com/office/drawing/2015/9/8/chartex" xmlns:cx2="http://schemas.microsoft.com/office/drawing/2015/10/21/chartex" xmlns:cx3="http://schemas.microsoft.com/office/drawing/2016/5/9/chartex" xmlns:cx4="http://schemas.microsoft.com/office/drawing/2016/5/10/chartex" xmlns:cx5="http://schemas.microsoft.com/office/drawing/2016/5/11/chartex" xmlns:cx6="http://schemas.microsoft.com/office/drawing/2016/5/12/chartex" xmlns:cx7="http://schemas.microsoft.com/office/drawing/2016/5/13/chartex" xmlns:cx8="http://schemas.microsoft.com/office/drawing/2016/5/14/chartex" xmlns:mc="http://schemas.openxmlformats.org/markup-compatibility/2006" xmlns:aink="http://schemas.microsoft.com/office/drawing/2016/ink" xmlns:am3d="http://schemas.microsoft.com/office/drawing/2017/model3d" xmlns:o="urn:schemas-microsoft-com:office:office" xmlns:r="http://schemas.openxmlformats.org/officeDocument/2006/relationships" xmlns:m="http://schemas.openxmlformats.org/officeDocument/2006/math" xmlns:v="urn:schemas-microsoft-com:vml" xmlns:wp14="http://schemas.microsoft.com/office/word/2010/wordprocessingDrawing" xmlns:wp="http://schemas.openxmlformats.org/drawingml/2006/wordprocessingDrawing" xmlns:w10="urn:schemas-microsoft-com:office:word" xmlns:w="http://schemas.openxmlformats.org/wordprocessingml/2006/main" xmlns:w14="http://schemas.microsoft.com/office/word/2010/wordml" xmlns:w15="http://schemas.microsoft.com/office/word/2012/wordml" xmlns:w16cex="http://schemas.microsoft.com/office/word/2018/wordml/cex" xmlns:w16cid="http://schemas.microsoft.com/office/word/2016/wordml/cid" xmlns:w16="http://schemas.microsoft.com/office/word/2018/wordml" xmlns:w16sdtdh="http://schemas.microsoft.com/office/word/2020/wordml/sdtdatahash" xmlns:w16se="http://schemas.microsoft.com/office/word/2015/wordml/symex" xmlns:wpg="http://schemas.microsoft.com/office/word/2010/wordprocessingGroup" xmlns:wpi="http://schemas.microsoft.com/office/word/2010/wordprocessingInk" xmlns:wne="http://schemas.microsoft.com/office/word/2006/wordml" xmlns:wps="http://schemas.microsoft.com/office/word/2010/wordprocessingShape" mc:Ignorable="w14 w15 w16se w16cid w16 w16cex w16sdtdh wp14">
   <w:body>
     <w:p>
       <w:pPr>
-        <w:pStyle w:val="Heading1"/>
-        <w:spacing w:before="360" w:after="80"/>
+        <w:pStyle w:val="berschrift1"/>
         <w:rPr>
           <w:lang w:val="de-AT"/>
         </w:rPr>
@@ -19,7 +18,7 @@
     </w:p>
     <w:p>
       <w:pPr>
-        <w:pStyle w:val="ListParagraph"/>
+        <w:pStyle w:val="Listenabsatz"/>
         <w:numPr>
           <w:ilvl w:val="0"/>
           <w:numId w:val="1"/>
@@ -32,12 +31,18 @@
         <w:rPr>
           <w:lang w:val="de-AT"/>
         </w:rPr>
-        <w:t>Gestern erledigt – noch nicht releavant, da erster Tag</w:t>
+        <w:t>Gestern erledigt – noch nicht rele</w:t>
+      </w:r>
+      <w:r>
+        <w:rPr>
+          <w:lang w:val="de-AT"/>
+        </w:rPr>
+        <w:t>vant, da erster Tag</w:t>
       </w:r>
     </w:p>
     <w:p>
       <w:pPr>
-        <w:pStyle w:val="ListParagraph"/>
+        <w:pStyle w:val="Listenabsatz"/>
         <w:numPr>
           <w:ilvl w:val="0"/>
           <w:numId w:val="1"/>
@@ -55,7 +60,7 @@
     </w:p>
     <w:p>
       <w:pPr>
-        <w:pStyle w:val="ListParagraph"/>
+        <w:pStyle w:val="Listenabsatz"/>
         <w:numPr>
           <w:ilvl w:val="0"/>
           <w:numId w:val="1"/>
@@ -73,23 +78,15 @@
     </w:p>
     <w:p>
       <w:pPr>
-        <w:pStyle w:val="ListParagraph"/>
-        <w:spacing w:before="0" w:after="160"/>
-        <w:contextualSpacing/>
-        <w:rPr>
-          <w:lang w:val="de-AT"/>
-        </w:rPr>
-      </w:pPr>
-      <w:r>
-        <w:rPr>
-          <w:lang w:val="de-AT"/>
-        </w:rPr>
-      </w:r>
+        <w:pStyle w:val="Listenabsatz"/>
+        <w:rPr>
+          <w:lang w:val="de-AT"/>
+        </w:rPr>
+      </w:pPr>
     </w:p>
     <w:p>
       <w:pPr>
-        <w:pStyle w:val="Heading1"/>
-        <w:spacing w:before="360" w:after="80"/>
+        <w:pStyle w:val="berschrift1"/>
         <w:rPr>
           <w:lang w:val="de-AT"/>
         </w:rPr>
@@ -103,7 +100,7 @@
     </w:p>
     <w:p>
       <w:pPr>
-        <w:pStyle w:val="ListParagraph"/>
+        <w:pStyle w:val="Listenabsatz"/>
         <w:numPr>
           <w:ilvl w:val="0"/>
           <w:numId w:val="1"/>
@@ -116,12 +113,18 @@
         <w:rPr>
           <w:lang w:val="de-AT"/>
         </w:rPr>
-        <w:t>Gestern erledigt: Aufgabenstellung, Fragen DWH, ER- Diagramm, relationales Schema, NF-Überprüfung, Speicherplatzberechnung</w:t>
+        <w:t xml:space="preserve">Gestern erledigt: Aufgabenstellung, Fragen DWH, ER- Diagramm, relationales </w:t>
+      </w:r>
+      <w:r>
+        <w:rPr>
+          <w:lang w:val="de-AT"/>
+        </w:rPr>
+        <w:t>Schema, NF-Überprüfung, Speicherplatzberechnung</w:t>
       </w:r>
     </w:p>
     <w:p>
       <w:pPr>
-        <w:pStyle w:val="ListParagraph"/>
+        <w:pStyle w:val="Listenabsatz"/>
         <w:numPr>
           <w:ilvl w:val="0"/>
           <w:numId w:val="1"/>
@@ -134,53 +137,173 @@
         <w:rPr>
           <w:lang w:val="de-AT"/>
         </w:rPr>
-        <w:t>Heute wollen wir erledigen: GitHub aufsetzen, Business-DB anlegen</w:t>
+        <w:t>Heute wollen wir erledigen: GitHub aufsetzen, Normalformen nochmal überprüfen, DWH-Struktur überlegen</w:t>
       </w:r>
     </w:p>
     <w:p>
       <w:pPr>
-        <w:pStyle w:val="ListParagraph"/>
+        <w:pStyle w:val="Listenabsatz"/>
         <w:numPr>
           <w:ilvl w:val="0"/>
           <w:numId w:val="1"/>
         </w:numPr>
-        <w:spacing w:before="0" w:after="160"/>
-        <w:contextualSpacing/>
         <w:rPr>
           <w:lang w:val="de-AT"/>
         </w:rPr>
       </w:pPr>
       <w:r>
-        <w:rPr/>
         <w:t>Probleme: keine</w:t>
       </w:r>
     </w:p>
     <w:sectPr>
-      <w:type w:val="nextPage"/>
       <w:pgSz w:w="12240" w:h="15840"/>
-      <w:pgMar w:left="1440" w:right="1440" w:gutter="0" w:header="0" w:top="1440" w:footer="0" w:bottom="1440"/>
-      <w:pgNumType w:fmt="decimal"/>
-      <w:formProt w:val="false"/>
-      <w:textDirection w:val="lrTb"/>
-      <w:docGrid w:type="default" w:linePitch="360" w:charSpace="0"/>
+      <w:pgMar w:top="1440" w:right="1440" w:bottom="1440" w:left="1440" w:header="0" w:footer="0" w:gutter="0"/>
+      <w:cols w:space="720"/>
+      <w:formProt w:val="0"/>
+      <w:docGrid w:linePitch="360"/>
     </w:sectPr>
   </w:body>
 </w:document>
 </file>
 
 <file path=word/numbering.xml><?xml version="1.0" encoding="utf-8"?>
-<w:numbering xmlns:w="http://schemas.openxmlformats.org/wordprocessingml/2006/main" xmlns:o="urn:schemas-microsoft-com:office:office" xmlns:r="http://schemas.openxmlformats.org/officeDocument/2006/relationships" xmlns:v="urn:schemas-microsoft-com:vml" xmlns:mc="http://schemas.openxmlformats.org/markup-compatibility/2006" xmlns:w14="http://schemas.microsoft.com/office/word/2010/wordml" mc:Ignorable="w14">
-  <w:abstractNum w:abstractNumId="1">
+<w:numbering xmlns:wpc="http://schemas.microsoft.com/office/word/2010/wordprocessingCanvas" xmlns:cx="http://schemas.microsoft.com/office/drawing/2014/chartex" xmlns:cx1="http://schemas.microsoft.com/office/drawing/2015/9/8/chartex" xmlns:cx2="http://schemas.microsoft.com/office/drawing/2015/10/21/chartex" xmlns:cx3="http://schemas.microsoft.com/office/drawing/2016/5/9/chartex" xmlns:cx4="http://schemas.microsoft.com/office/drawing/2016/5/10/chartex" xmlns:cx5="http://schemas.microsoft.com/office/drawing/2016/5/11/chartex" xmlns:cx6="http://schemas.microsoft.com/office/drawing/2016/5/12/chartex" xmlns:cx7="http://schemas.microsoft.com/office/drawing/2016/5/13/chartex" xmlns:cx8="http://schemas.microsoft.com/office/drawing/2016/5/14/chartex" xmlns:mc="http://schemas.openxmlformats.org/markup-compatibility/2006" xmlns:aink="http://schemas.microsoft.com/office/drawing/2016/ink" xmlns:am3d="http://schemas.microsoft.com/office/drawing/2017/model3d" xmlns:o="urn:schemas-microsoft-com:office:office" xmlns:r="http://schemas.openxmlformats.org/officeDocument/2006/relationships" xmlns:m="http://schemas.openxmlformats.org/officeDocument/2006/math" xmlns:v="urn:schemas-microsoft-com:vml" xmlns:wp14="http://schemas.microsoft.com/office/word/2010/wordprocessingDrawing" xmlns:wp="http://schemas.openxmlformats.org/drawingml/2006/wordprocessingDrawing" xmlns:w10="urn:schemas-microsoft-com:office:word" xmlns:w="http://schemas.openxmlformats.org/wordprocessingml/2006/main" xmlns:w14="http://schemas.microsoft.com/office/word/2010/wordml" xmlns:w15="http://schemas.microsoft.com/office/word/2012/wordml" xmlns:w16cex="http://schemas.microsoft.com/office/word/2018/wordml/cex" xmlns:w16cid="http://schemas.microsoft.com/office/word/2016/wordml/cid" xmlns:w16="http://schemas.microsoft.com/office/word/2018/wordml" xmlns:w16sdtdh="http://schemas.microsoft.com/office/word/2020/wordml/sdtdatahash" xmlns:w16se="http://schemas.microsoft.com/office/word/2015/wordml/symex" xmlns:wpg="http://schemas.microsoft.com/office/word/2010/wordprocessingGroup" xmlns:wpi="http://schemas.microsoft.com/office/word/2010/wordprocessingInk" xmlns:wne="http://schemas.microsoft.com/office/word/2006/wordml" xmlns:wps="http://schemas.microsoft.com/office/word/2010/wordprocessingShape" mc:Ignorable="w14 w15 w16se w16cid w16 w16cex w16sdtdh wp14">
+  <w:abstractNum w:abstractNumId="0" w15:restartNumberingAfterBreak="0">
+    <w:nsid w:val="24923C53"/>
+    <w:multiLevelType w:val="multilevel"/>
+    <w:tmpl w:val="15A4B6F8"/>
+    <w:lvl w:ilvl="0">
+      <w:start w:val="1"/>
+      <w:numFmt w:val="none"/>
+      <w:suff w:val="nothing"/>
+      <w:lvlText w:val=""/>
+      <w:lvlJc w:val="left"/>
+      <w:pPr>
+        <w:tabs>
+          <w:tab w:val="num" w:pos="0"/>
+        </w:tabs>
+        <w:ind w:left="0" w:firstLine="0"/>
+      </w:pPr>
+    </w:lvl>
+    <w:lvl w:ilvl="1">
+      <w:start w:val="1"/>
+      <w:numFmt w:val="none"/>
+      <w:suff w:val="nothing"/>
+      <w:lvlText w:val=""/>
+      <w:lvlJc w:val="left"/>
+      <w:pPr>
+        <w:tabs>
+          <w:tab w:val="num" w:pos="0"/>
+        </w:tabs>
+        <w:ind w:left="0" w:firstLine="0"/>
+      </w:pPr>
+    </w:lvl>
+    <w:lvl w:ilvl="2">
+      <w:start w:val="1"/>
+      <w:numFmt w:val="none"/>
+      <w:suff w:val="nothing"/>
+      <w:lvlText w:val=""/>
+      <w:lvlJc w:val="left"/>
+      <w:pPr>
+        <w:tabs>
+          <w:tab w:val="num" w:pos="0"/>
+        </w:tabs>
+        <w:ind w:left="0" w:firstLine="0"/>
+      </w:pPr>
+    </w:lvl>
+    <w:lvl w:ilvl="3">
+      <w:start w:val="1"/>
+      <w:numFmt w:val="none"/>
+      <w:suff w:val="nothing"/>
+      <w:lvlText w:val=""/>
+      <w:lvlJc w:val="left"/>
+      <w:pPr>
+        <w:tabs>
+          <w:tab w:val="num" w:pos="0"/>
+        </w:tabs>
+        <w:ind w:left="0" w:firstLine="0"/>
+      </w:pPr>
+    </w:lvl>
+    <w:lvl w:ilvl="4">
+      <w:start w:val="1"/>
+      <w:numFmt w:val="none"/>
+      <w:suff w:val="nothing"/>
+      <w:lvlText w:val=""/>
+      <w:lvlJc w:val="left"/>
+      <w:pPr>
+        <w:tabs>
+          <w:tab w:val="num" w:pos="0"/>
+        </w:tabs>
+        <w:ind w:left="0" w:firstLine="0"/>
+      </w:pPr>
+    </w:lvl>
+    <w:lvl w:ilvl="5">
+      <w:start w:val="1"/>
+      <w:numFmt w:val="none"/>
+      <w:suff w:val="nothing"/>
+      <w:lvlText w:val=""/>
+      <w:lvlJc w:val="left"/>
+      <w:pPr>
+        <w:tabs>
+          <w:tab w:val="num" w:pos="0"/>
+        </w:tabs>
+        <w:ind w:left="0" w:firstLine="0"/>
+      </w:pPr>
+    </w:lvl>
+    <w:lvl w:ilvl="6">
+      <w:start w:val="1"/>
+      <w:numFmt w:val="none"/>
+      <w:suff w:val="nothing"/>
+      <w:lvlText w:val=""/>
+      <w:lvlJc w:val="left"/>
+      <w:pPr>
+        <w:tabs>
+          <w:tab w:val="num" w:pos="0"/>
+        </w:tabs>
+        <w:ind w:left="0" w:firstLine="0"/>
+      </w:pPr>
+    </w:lvl>
+    <w:lvl w:ilvl="7">
+      <w:start w:val="1"/>
+      <w:numFmt w:val="none"/>
+      <w:suff w:val="nothing"/>
+      <w:lvlText w:val=""/>
+      <w:lvlJc w:val="left"/>
+      <w:pPr>
+        <w:tabs>
+          <w:tab w:val="num" w:pos="0"/>
+        </w:tabs>
+        <w:ind w:left="0" w:firstLine="0"/>
+      </w:pPr>
+    </w:lvl>
+    <w:lvl w:ilvl="8">
+      <w:start w:val="1"/>
+      <w:numFmt w:val="none"/>
+      <w:suff w:val="nothing"/>
+      <w:lvlText w:val=""/>
+      <w:lvlJc w:val="left"/>
+      <w:pPr>
+        <w:tabs>
+          <w:tab w:val="num" w:pos="0"/>
+        </w:tabs>
+        <w:ind w:left="0" w:firstLine="0"/>
+      </w:pPr>
+    </w:lvl>
+  </w:abstractNum>
+  <w:abstractNum w:abstractNumId="1" w15:restartNumberingAfterBreak="0">
+    <w:nsid w:val="26043391"/>
+    <w:multiLevelType w:val="multilevel"/>
+    <w:tmpl w:val="11BCB5CE"/>
     <w:lvl w:ilvl="0">
       <w:start w:val="1"/>
       <w:numFmt w:val="bullet"/>
       <w:lvlText w:val=""/>
-      <w:lvlJc w:val="start"/>
-      <w:pPr>
-        <w:tabs>
-          <w:tab w:val="num" w:pos="0"/>
-        </w:tabs>
-        <w:ind w:start="1440" w:hanging="360"/>
+      <w:lvlJc w:val="left"/>
+      <w:pPr>
+        <w:tabs>
+          <w:tab w:val="num" w:pos="0"/>
+        </w:tabs>
+        <w:ind w:left="1440" w:hanging="360"/>
       </w:pPr>
       <w:rPr>
         <w:rFonts w:ascii="Symbol" w:hAnsi="Symbol" w:cs="Symbol" w:hint="default"/>
@@ -190,12 +313,12 @@
       <w:start w:val="1"/>
       <w:numFmt w:val="bullet"/>
       <w:lvlText w:val="o"/>
-      <w:lvlJc w:val="start"/>
-      <w:pPr>
-        <w:tabs>
-          <w:tab w:val="num" w:pos="0"/>
-        </w:tabs>
-        <w:ind w:start="2160" w:hanging="360"/>
+      <w:lvlJc w:val="left"/>
+      <w:pPr>
+        <w:tabs>
+          <w:tab w:val="num" w:pos="0"/>
+        </w:tabs>
+        <w:ind w:left="2160" w:hanging="360"/>
       </w:pPr>
       <w:rPr>
         <w:rFonts w:ascii="Courier New" w:hAnsi="Courier New" w:cs="Courier New" w:hint="default"/>
@@ -205,12 +328,12 @@
       <w:start w:val="1"/>
       <w:numFmt w:val="bullet"/>
       <w:lvlText w:val=""/>
-      <w:lvlJc w:val="start"/>
-      <w:pPr>
-        <w:tabs>
-          <w:tab w:val="num" w:pos="0"/>
-        </w:tabs>
-        <w:ind w:start="2880" w:hanging="360"/>
+      <w:lvlJc w:val="left"/>
+      <w:pPr>
+        <w:tabs>
+          <w:tab w:val="num" w:pos="0"/>
+        </w:tabs>
+        <w:ind w:left="2880" w:hanging="360"/>
       </w:pPr>
       <w:rPr>
         <w:rFonts w:ascii="Wingdings" w:hAnsi="Wingdings" w:cs="Wingdings" w:hint="default"/>
@@ -220,12 +343,12 @@
       <w:start w:val="1"/>
       <w:numFmt w:val="bullet"/>
       <w:lvlText w:val=""/>
-      <w:lvlJc w:val="start"/>
-      <w:pPr>
-        <w:tabs>
-          <w:tab w:val="num" w:pos="0"/>
-        </w:tabs>
-        <w:ind w:start="3600" w:hanging="360"/>
+      <w:lvlJc w:val="left"/>
+      <w:pPr>
+        <w:tabs>
+          <w:tab w:val="num" w:pos="0"/>
+        </w:tabs>
+        <w:ind w:left="3600" w:hanging="360"/>
       </w:pPr>
       <w:rPr>
         <w:rFonts w:ascii="Symbol" w:hAnsi="Symbol" w:cs="Symbol" w:hint="default"/>
@@ -235,12 +358,12 @@
       <w:start w:val="1"/>
       <w:numFmt w:val="bullet"/>
       <w:lvlText w:val="o"/>
-      <w:lvlJc w:val="start"/>
-      <w:pPr>
-        <w:tabs>
-          <w:tab w:val="num" w:pos="0"/>
-        </w:tabs>
-        <w:ind w:start="4320" w:hanging="360"/>
+      <w:lvlJc w:val="left"/>
+      <w:pPr>
+        <w:tabs>
+          <w:tab w:val="num" w:pos="0"/>
+        </w:tabs>
+        <w:ind w:left="4320" w:hanging="360"/>
       </w:pPr>
       <w:rPr>
         <w:rFonts w:ascii="Courier New" w:hAnsi="Courier New" w:cs="Courier New" w:hint="default"/>
@@ -250,12 +373,12 @@
       <w:start w:val="1"/>
       <w:numFmt w:val="bullet"/>
       <w:lvlText w:val=""/>
-      <w:lvlJc w:val="start"/>
-      <w:pPr>
-        <w:tabs>
-          <w:tab w:val="num" w:pos="0"/>
-        </w:tabs>
-        <w:ind w:start="5040" w:hanging="360"/>
+      <w:lvlJc w:val="left"/>
+      <w:pPr>
+        <w:tabs>
+          <w:tab w:val="num" w:pos="0"/>
+        </w:tabs>
+        <w:ind w:left="5040" w:hanging="360"/>
       </w:pPr>
       <w:rPr>
         <w:rFonts w:ascii="Wingdings" w:hAnsi="Wingdings" w:cs="Wingdings" w:hint="default"/>
@@ -265,12 +388,12 @@
       <w:start w:val="1"/>
       <w:numFmt w:val="bullet"/>
       <w:lvlText w:val=""/>
-      <w:lvlJc w:val="start"/>
-      <w:pPr>
-        <w:tabs>
-          <w:tab w:val="num" w:pos="0"/>
-        </w:tabs>
-        <w:ind w:start="5760" w:hanging="360"/>
+      <w:lvlJc w:val="left"/>
+      <w:pPr>
+        <w:tabs>
+          <w:tab w:val="num" w:pos="0"/>
+        </w:tabs>
+        <w:ind w:left="5760" w:hanging="360"/>
       </w:pPr>
       <w:rPr>
         <w:rFonts w:ascii="Symbol" w:hAnsi="Symbol" w:cs="Symbol" w:hint="default"/>
@@ -280,12 +403,12 @@
       <w:start w:val="1"/>
       <w:numFmt w:val="bullet"/>
       <w:lvlText w:val="o"/>
-      <w:lvlJc w:val="start"/>
-      <w:pPr>
-        <w:tabs>
-          <w:tab w:val="num" w:pos="0"/>
-        </w:tabs>
-        <w:ind w:start="6480" w:hanging="360"/>
+      <w:lvlJc w:val="left"/>
+      <w:pPr>
+        <w:tabs>
+          <w:tab w:val="num" w:pos="0"/>
+        </w:tabs>
+        <w:ind w:left="6480" w:hanging="360"/>
       </w:pPr>
       <w:rPr>
         <w:rFonts w:ascii="Courier New" w:hAnsi="Courier New" w:cs="Courier New" w:hint="default"/>
@@ -295,152 +418,33 @@
       <w:start w:val="1"/>
       <w:numFmt w:val="bullet"/>
       <w:lvlText w:val=""/>
-      <w:lvlJc w:val="start"/>
-      <w:pPr>
-        <w:tabs>
-          <w:tab w:val="num" w:pos="0"/>
-        </w:tabs>
-        <w:ind w:start="7200" w:hanging="360"/>
+      <w:lvlJc w:val="left"/>
+      <w:pPr>
+        <w:tabs>
+          <w:tab w:val="num" w:pos="0"/>
+        </w:tabs>
+        <w:ind w:left="7200" w:hanging="360"/>
       </w:pPr>
       <w:rPr>
         <w:rFonts w:ascii="Wingdings" w:hAnsi="Wingdings" w:cs="Wingdings" w:hint="default"/>
       </w:rPr>
-    </w:lvl>
-  </w:abstractNum>
-  <w:abstractNum w:abstractNumId="2">
-    <w:lvl w:ilvl="0">
-      <w:start w:val="1"/>
-      <w:numFmt w:val="none"/>
-      <w:suff w:val="nothing"/>
-      <w:lvlText w:val=""/>
-      <w:lvlJc w:val="start"/>
-      <w:pPr>
-        <w:tabs>
-          <w:tab w:val="num" w:pos="0"/>
-        </w:tabs>
-        <w:ind w:start="0" w:hanging="0"/>
-      </w:pPr>
-    </w:lvl>
-    <w:lvl w:ilvl="1">
-      <w:start w:val="1"/>
-      <w:numFmt w:val="none"/>
-      <w:suff w:val="nothing"/>
-      <w:lvlText w:val=""/>
-      <w:lvlJc w:val="start"/>
-      <w:pPr>
-        <w:tabs>
-          <w:tab w:val="num" w:pos="0"/>
-        </w:tabs>
-        <w:ind w:start="0" w:hanging="0"/>
-      </w:pPr>
-    </w:lvl>
-    <w:lvl w:ilvl="2">
-      <w:start w:val="1"/>
-      <w:numFmt w:val="none"/>
-      <w:suff w:val="nothing"/>
-      <w:lvlText w:val=""/>
-      <w:lvlJc w:val="start"/>
-      <w:pPr>
-        <w:tabs>
-          <w:tab w:val="num" w:pos="0"/>
-        </w:tabs>
-        <w:ind w:start="0" w:hanging="0"/>
-      </w:pPr>
-    </w:lvl>
-    <w:lvl w:ilvl="3">
-      <w:start w:val="1"/>
-      <w:numFmt w:val="none"/>
-      <w:suff w:val="nothing"/>
-      <w:lvlText w:val=""/>
-      <w:lvlJc w:val="start"/>
-      <w:pPr>
-        <w:tabs>
-          <w:tab w:val="num" w:pos="0"/>
-        </w:tabs>
-        <w:ind w:start="0" w:hanging="0"/>
-      </w:pPr>
-    </w:lvl>
-    <w:lvl w:ilvl="4">
-      <w:start w:val="1"/>
-      <w:numFmt w:val="none"/>
-      <w:suff w:val="nothing"/>
-      <w:lvlText w:val=""/>
-      <w:lvlJc w:val="start"/>
-      <w:pPr>
-        <w:tabs>
-          <w:tab w:val="num" w:pos="0"/>
-        </w:tabs>
-        <w:ind w:start="0" w:hanging="0"/>
-      </w:pPr>
-    </w:lvl>
-    <w:lvl w:ilvl="5">
-      <w:start w:val="1"/>
-      <w:numFmt w:val="none"/>
-      <w:suff w:val="nothing"/>
-      <w:lvlText w:val=""/>
-      <w:lvlJc w:val="start"/>
-      <w:pPr>
-        <w:tabs>
-          <w:tab w:val="num" w:pos="0"/>
-        </w:tabs>
-        <w:ind w:start="0" w:hanging="0"/>
-      </w:pPr>
-    </w:lvl>
-    <w:lvl w:ilvl="6">
-      <w:start w:val="1"/>
-      <w:numFmt w:val="none"/>
-      <w:suff w:val="nothing"/>
-      <w:lvlText w:val=""/>
-      <w:lvlJc w:val="start"/>
-      <w:pPr>
-        <w:tabs>
-          <w:tab w:val="num" w:pos="0"/>
-        </w:tabs>
-        <w:ind w:start="0" w:hanging="0"/>
-      </w:pPr>
-    </w:lvl>
-    <w:lvl w:ilvl="7">
-      <w:start w:val="1"/>
-      <w:numFmt w:val="none"/>
-      <w:suff w:val="nothing"/>
-      <w:lvlText w:val=""/>
-      <w:lvlJc w:val="start"/>
-      <w:pPr>
-        <w:tabs>
-          <w:tab w:val="num" w:pos="0"/>
-        </w:tabs>
-        <w:ind w:start="0" w:hanging="0"/>
-      </w:pPr>
-    </w:lvl>
-    <w:lvl w:ilvl="8">
-      <w:start w:val="1"/>
-      <w:numFmt w:val="none"/>
-      <w:suff w:val="nothing"/>
-      <w:lvlText w:val=""/>
-      <w:lvlJc w:val="start"/>
-      <w:pPr>
-        <w:tabs>
-          <w:tab w:val="num" w:pos="0"/>
-        </w:tabs>
-        <w:ind w:start="0" w:hanging="0"/>
-      </w:pPr>
     </w:lvl>
   </w:abstractNum>
   <w:num w:numId="1">
     <w:abstractNumId w:val="1"/>
   </w:num>
   <w:num w:numId="2">
-    <w:abstractNumId w:val="2"/>
+    <w:abstractNumId w:val="0"/>
   </w:num>
 </w:numbering>
 </file>
 
 <file path=word/styles.xml><?xml version="1.0" encoding="utf-8"?>
-<w:styles xmlns:w="http://schemas.openxmlformats.org/wordprocessingml/2006/main" xmlns:w14="http://schemas.microsoft.com/office/word/2010/wordml" xmlns:mc="http://schemas.openxmlformats.org/markup-compatibility/2006" mc:Ignorable="w14">
+<w:styles xmlns:mc="http://schemas.openxmlformats.org/markup-compatibility/2006" xmlns:r="http://schemas.openxmlformats.org/officeDocument/2006/relationships" xmlns:w="http://schemas.openxmlformats.org/wordprocessingml/2006/main" xmlns:w14="http://schemas.microsoft.com/office/word/2010/wordml" xmlns:w15="http://schemas.microsoft.com/office/word/2012/wordml" xmlns:w16cex="http://schemas.microsoft.com/office/word/2018/wordml/cex" xmlns:w16cid="http://schemas.microsoft.com/office/word/2016/wordml/cid" xmlns:w16="http://schemas.microsoft.com/office/word/2018/wordml" xmlns:w16sdtdh="http://schemas.microsoft.com/office/word/2020/wordml/sdtdatahash" xmlns:w16se="http://schemas.microsoft.com/office/word/2015/wordml/symex" mc:Ignorable="w14 w15 w16se w16cid w16 w16cex w16sdtdh">
   <w:docDefaults>
     <w:rPrDefault>
       <w:rPr>
-        <w:rFonts w:ascii="Aptos" w:hAnsi="Aptos" w:eastAsia="Aptos" w:cs="" w:asciiTheme="minorHAnsi" w:cstheme="minorBidi" w:eastAsiaTheme="minorHAnsi" w:hAnsiTheme="minorHAnsi"/>
+        <w:rFonts w:asciiTheme="minorHAnsi" w:eastAsiaTheme="minorHAnsi" w:hAnsiTheme="minorHAnsi" w:cstheme="minorBidi"/>
         <w:kern w:val="2"/>
         <w:sz w:val="22"/>
         <w:szCs w:val="22"/>
@@ -450,21 +454,21 @@
     </w:rPrDefault>
     <w:pPrDefault>
       <w:pPr>
-        <w:suppressAutoHyphens w:val="true"/>
+        <w:suppressAutoHyphens/>
       </w:pPr>
     </w:pPrDefault>
   </w:docDefaults>
   <w:latentStyles w:defLockedState="0" w:defUIPriority="99" w:defSemiHidden="0" w:defUnhideWhenUsed="0" w:defQFormat="0" w:count="376">
     <w:lsdException w:name="Normal" w:uiPriority="0" w:qFormat="1"/>
     <w:lsdException w:name="heading 1" w:uiPriority="9" w:qFormat="1"/>
-    <w:lsdException w:name="heading 2" w:uiPriority="9" w:semiHidden="1" w:unhideWhenUsed="1" w:qFormat="1"/>
-    <w:lsdException w:name="heading 3" w:uiPriority="9" w:semiHidden="1" w:unhideWhenUsed="1" w:qFormat="1"/>
-    <w:lsdException w:name="heading 4" w:uiPriority="9" w:semiHidden="1" w:unhideWhenUsed="1" w:qFormat="1"/>
-    <w:lsdException w:name="heading 5" w:uiPriority="9" w:semiHidden="1" w:unhideWhenUsed="1" w:qFormat="1"/>
-    <w:lsdException w:name="heading 6" w:uiPriority="9" w:semiHidden="1" w:unhideWhenUsed="1" w:qFormat="1"/>
-    <w:lsdException w:name="heading 7" w:uiPriority="9" w:semiHidden="1" w:unhideWhenUsed="1" w:qFormat="1"/>
-    <w:lsdException w:name="heading 8" w:uiPriority="9" w:semiHidden="1" w:unhideWhenUsed="1" w:qFormat="1"/>
-    <w:lsdException w:name="heading 9" w:uiPriority="9" w:semiHidden="1" w:unhideWhenUsed="1" w:qFormat="1"/>
+    <w:lsdException w:name="heading 2" w:semiHidden="1" w:uiPriority="9" w:unhideWhenUsed="1" w:qFormat="1"/>
+    <w:lsdException w:name="heading 3" w:semiHidden="1" w:uiPriority="9" w:unhideWhenUsed="1" w:qFormat="1"/>
+    <w:lsdException w:name="heading 4" w:semiHidden="1" w:uiPriority="9" w:unhideWhenUsed="1" w:qFormat="1"/>
+    <w:lsdException w:name="heading 5" w:semiHidden="1" w:uiPriority="9" w:unhideWhenUsed="1" w:qFormat="1"/>
+    <w:lsdException w:name="heading 6" w:semiHidden="1" w:uiPriority="9" w:unhideWhenUsed="1" w:qFormat="1"/>
+    <w:lsdException w:name="heading 7" w:semiHidden="1" w:uiPriority="9" w:unhideWhenUsed="1" w:qFormat="1"/>
+    <w:lsdException w:name="heading 8" w:semiHidden="1" w:uiPriority="9" w:unhideWhenUsed="1" w:qFormat="1"/>
+    <w:lsdException w:name="heading 9" w:semiHidden="1" w:uiPriority="9" w:unhideWhenUsed="1" w:qFormat="1"/>
     <w:lsdException w:name="index 1" w:semiHidden="1" w:unhideWhenUsed="1"/>
     <w:lsdException w:name="index 2" w:semiHidden="1" w:unhideWhenUsed="1"/>
     <w:lsdException w:name="index 3" w:semiHidden="1" w:unhideWhenUsed="1"/>
@@ -474,22 +478,22 @@
     <w:lsdException w:name="index 7" w:semiHidden="1" w:unhideWhenUsed="1"/>
     <w:lsdException w:name="index 8" w:semiHidden="1" w:unhideWhenUsed="1"/>
     <w:lsdException w:name="index 9" w:semiHidden="1" w:unhideWhenUsed="1"/>
-    <w:lsdException w:name="toc 1" w:uiPriority="39" w:semiHidden="1" w:unhideWhenUsed="1"/>
-    <w:lsdException w:name="toc 2" w:uiPriority="39" w:semiHidden="1" w:unhideWhenUsed="1"/>
-    <w:lsdException w:name="toc 3" w:uiPriority="39" w:semiHidden="1" w:unhideWhenUsed="1"/>
-    <w:lsdException w:name="toc 4" w:uiPriority="39" w:semiHidden="1" w:unhideWhenUsed="1"/>
-    <w:lsdException w:name="toc 5" w:uiPriority="39" w:semiHidden="1" w:unhideWhenUsed="1"/>
-    <w:lsdException w:name="toc 6" w:uiPriority="39" w:semiHidden="1" w:unhideWhenUsed="1"/>
-    <w:lsdException w:name="toc 7" w:uiPriority="39" w:semiHidden="1" w:unhideWhenUsed="1"/>
-    <w:lsdException w:name="toc 8" w:uiPriority="39" w:semiHidden="1" w:unhideWhenUsed="1"/>
-    <w:lsdException w:name="toc 9" w:uiPriority="39" w:semiHidden="1" w:unhideWhenUsed="1"/>
+    <w:lsdException w:name="toc 1" w:semiHidden="1" w:uiPriority="39" w:unhideWhenUsed="1"/>
+    <w:lsdException w:name="toc 2" w:semiHidden="1" w:uiPriority="39" w:unhideWhenUsed="1"/>
+    <w:lsdException w:name="toc 3" w:semiHidden="1" w:uiPriority="39" w:unhideWhenUsed="1"/>
+    <w:lsdException w:name="toc 4" w:semiHidden="1" w:uiPriority="39" w:unhideWhenUsed="1"/>
+    <w:lsdException w:name="toc 5" w:semiHidden="1" w:uiPriority="39" w:unhideWhenUsed="1"/>
+    <w:lsdException w:name="toc 6" w:semiHidden="1" w:uiPriority="39" w:unhideWhenUsed="1"/>
+    <w:lsdException w:name="toc 7" w:semiHidden="1" w:uiPriority="39" w:unhideWhenUsed="1"/>
+    <w:lsdException w:name="toc 8" w:semiHidden="1" w:uiPriority="39" w:unhideWhenUsed="1"/>
+    <w:lsdException w:name="toc 9" w:semiHidden="1" w:uiPriority="39" w:unhideWhenUsed="1"/>
     <w:lsdException w:name="Normal Indent" w:semiHidden="1" w:unhideWhenUsed="1"/>
     <w:lsdException w:name="footnote text" w:semiHidden="1" w:unhideWhenUsed="1"/>
     <w:lsdException w:name="annotation text" w:semiHidden="1" w:unhideWhenUsed="1"/>
     <w:lsdException w:name="header" w:semiHidden="1" w:unhideWhenUsed="1"/>
     <w:lsdException w:name="footer" w:semiHidden="1" w:unhideWhenUsed="1"/>
     <w:lsdException w:name="index heading" w:semiHidden="1" w:unhideWhenUsed="1"/>
-    <w:lsdException w:name="caption" w:uiPriority="35" w:semiHidden="1" w:unhideWhenUsed="1" w:qFormat="1"/>
+    <w:lsdException w:name="caption" w:semiHidden="1" w:uiPriority="35" w:unhideWhenUsed="1" w:qFormat="1"/>
     <w:lsdException w:name="table of figures" w:semiHidden="1" w:unhideWhenUsed="1"/>
     <w:lsdException w:name="envelope address" w:semiHidden="1" w:unhideWhenUsed="1"/>
     <w:lsdException w:name="envelope return" w:semiHidden="1" w:unhideWhenUsed="1"/>
@@ -520,7 +524,7 @@
     <w:lsdException w:name="Title" w:uiPriority="10" w:qFormat="1"/>
     <w:lsdException w:name="Closing" w:semiHidden="1" w:unhideWhenUsed="1"/>
     <w:lsdException w:name="Signature" w:semiHidden="1" w:unhideWhenUsed="1"/>
-    <w:lsdException w:name="Default Paragraph Font" w:uiPriority="1" w:semiHidden="1" w:unhideWhenUsed="1"/>
+    <w:lsdException w:name="Default Paragraph Font" w:semiHidden="1" w:uiPriority="1" w:unhideWhenUsed="1"/>
     <w:lsdException w:name="Body Text" w:semiHidden="1" w:unhideWhenUsed="1"/>
     <w:lsdException w:name="Body Text Indent" w:semiHidden="1" w:unhideWhenUsed="1"/>
     <w:lsdException w:name="List Continue" w:semiHidden="1" w:unhideWhenUsed="1"/>
@@ -720,8 +724,8 @@
     <w:lsdException w:name="Subtle Reference" w:uiPriority="31" w:qFormat="1"/>
     <w:lsdException w:name="Intense Reference" w:uiPriority="32" w:qFormat="1"/>
     <w:lsdException w:name="Book Title" w:uiPriority="33" w:qFormat="1"/>
-    <w:lsdException w:name="Bibliography" w:uiPriority="37" w:semiHidden="1" w:unhideWhenUsed="1"/>
-    <w:lsdException w:name="TOC Heading" w:uiPriority="39" w:semiHidden="1" w:unhideWhenUsed="1" w:qFormat="1"/>
+    <w:lsdException w:name="Bibliography" w:semiHidden="1" w:uiPriority="37" w:unhideWhenUsed="1"/>
+    <w:lsdException w:name="TOC Heading" w:semiHidden="1" w:uiPriority="39" w:unhideWhenUsed="1" w:qFormat="1"/>
     <w:lsdException w:name="Plain Table 1" w:uiPriority="41"/>
     <w:lsdException w:name="Plain Table 2" w:uiPriority="42"/>
     <w:lsdException w:name="Plain Table 3" w:uiPriority="43"/>
@@ -832,584 +836,217 @@
     <w:lsdException w:name="Unresolved Mention" w:semiHidden="1" w:unhideWhenUsed="1"/>
     <w:lsdException w:name="Smart Link" w:semiHidden="1" w:unhideWhenUsed="1"/>
   </w:latentStyles>
-  <w:style w:type="paragraph" w:styleId="Normal" w:default="1">
+  <w:style w:type="paragraph" w:default="1" w:styleId="Standard">
     <w:name w:val="Normal"/>
     <w:qFormat/>
     <w:pPr>
-      <w:widowControl/>
-      <w:suppressAutoHyphens w:val="true"/>
-      <w:bidi w:val="0"/>
-      <w:spacing w:lineRule="auto" w:line="259" w:before="0" w:after="160"/>
-      <w:jc w:val="start"/>
-    </w:pPr>
-    <w:rPr>
-      <w:rFonts w:ascii="Aptos" w:hAnsi="Aptos" w:eastAsia="Aptos" w:cs="" w:asciiTheme="minorHAnsi" w:cstheme="minorBidi" w:eastAsiaTheme="minorHAnsi" w:hAnsiTheme="minorHAnsi"/>
-      <w:color w:val="auto"/>
-      <w:kern w:val="2"/>
-      <w:sz w:val="22"/>
-      <w:szCs w:val="22"/>
-      <w:lang w:val="en-US" w:eastAsia="en-US" w:bidi="ar-SA"/>
-      <w14:ligatures w14:val="standardContextual"/>
-    </w:rPr>
-  </w:style>
-  <w:style w:type="paragraph" w:styleId="Heading1">
+      <w:spacing w:after="160" w:line="259" w:lineRule="auto"/>
+    </w:pPr>
+  </w:style>
+  <w:style w:type="paragraph" w:styleId="berschrift1">
     <w:name w:val="heading 1"/>
-    <w:basedOn w:val="Normal"/>
-    <w:next w:val="Normal"/>
+    <w:basedOn w:val="Standard"/>
+    <w:next w:val="Standard"/>
     <w:link w:val="berschrift1Zchn"/>
     <w:uiPriority w:val="9"/>
     <w:qFormat/>
-    <w:rsid w:val="00020c19"/>
-    <w:pPr>
-      <w:keepNext w:val="true"/>
+    <w:rsid w:val="00020C19"/>
+    <w:pPr>
+      <w:keepNext/>
       <w:keepLines/>
       <w:spacing w:before="360" w:after="80"/>
       <w:outlineLvl w:val="0"/>
     </w:pPr>
     <w:rPr>
-      <w:rFonts w:ascii="Aptos Display" w:hAnsi="Aptos Display" w:eastAsia="" w:cs="" w:asciiTheme="majorHAnsi" w:cstheme="majorBidi" w:eastAsiaTheme="majorEastAsia" w:hAnsiTheme="majorHAnsi"/>
-      <w:color w:themeColor="accent1" w:themeShade="bf" w:val="0F4761"/>
+      <w:rFonts w:asciiTheme="majorHAnsi" w:eastAsiaTheme="majorEastAsia" w:hAnsiTheme="majorHAnsi" w:cstheme="majorBidi"/>
+      <w:color w:val="0F4761" w:themeColor="accent1" w:themeShade="BF"/>
       <w:sz w:val="40"/>
       <w:szCs w:val="40"/>
     </w:rPr>
   </w:style>
-  <w:style w:type="paragraph" w:styleId="Heading2">
+  <w:style w:type="paragraph" w:styleId="berschrift2">
     <w:name w:val="heading 2"/>
-    <w:basedOn w:val="Normal"/>
-    <w:next w:val="Normal"/>
+    <w:basedOn w:val="Standard"/>
+    <w:next w:val="Standard"/>
     <w:link w:val="berschrift2Zchn"/>
     <w:uiPriority w:val="9"/>
     <w:semiHidden/>
     <w:unhideWhenUsed/>
     <w:qFormat/>
-    <w:rsid w:val="00020c19"/>
-    <w:pPr>
-      <w:keepNext w:val="true"/>
+    <w:rsid w:val="00020C19"/>
+    <w:pPr>
+      <w:keepNext/>
       <w:keepLines/>
       <w:spacing w:before="160" w:after="80"/>
       <w:outlineLvl w:val="1"/>
     </w:pPr>
     <w:rPr>
-      <w:rFonts w:ascii="Aptos Display" w:hAnsi="Aptos Display" w:eastAsia="" w:cs="" w:asciiTheme="majorHAnsi" w:cstheme="majorBidi" w:eastAsiaTheme="majorEastAsia" w:hAnsiTheme="majorHAnsi"/>
-      <w:color w:themeColor="accent1" w:themeShade="bf" w:val="0F4761"/>
+      <w:rFonts w:asciiTheme="majorHAnsi" w:eastAsiaTheme="majorEastAsia" w:hAnsiTheme="majorHAnsi" w:cstheme="majorBidi"/>
+      <w:color w:val="0F4761" w:themeColor="accent1" w:themeShade="BF"/>
       <w:sz w:val="32"/>
       <w:szCs w:val="32"/>
     </w:rPr>
   </w:style>
-  <w:style w:type="paragraph" w:styleId="Heading3">
+  <w:style w:type="paragraph" w:styleId="berschrift3">
     <w:name w:val="heading 3"/>
-    <w:basedOn w:val="Normal"/>
-    <w:next w:val="Normal"/>
+    <w:basedOn w:val="Standard"/>
+    <w:next w:val="Standard"/>
     <w:link w:val="berschrift3Zchn"/>
     <w:uiPriority w:val="9"/>
     <w:semiHidden/>
     <w:unhideWhenUsed/>
     <w:qFormat/>
-    <w:rsid w:val="00020c19"/>
-    <w:pPr>
-      <w:keepNext w:val="true"/>
+    <w:rsid w:val="00020C19"/>
+    <w:pPr>
+      <w:keepNext/>
       <w:keepLines/>
       <w:spacing w:before="160" w:after="80"/>
       <w:outlineLvl w:val="2"/>
     </w:pPr>
     <w:rPr>
-      <w:rFonts w:eastAsia="" w:cs="" w:cstheme="majorBidi" w:eastAsiaTheme="majorEastAsia"/>
-      <w:color w:themeColor="accent1" w:themeShade="bf" w:val="0F4761"/>
+      <w:rFonts w:eastAsiaTheme="majorEastAsia" w:cstheme="majorBidi"/>
+      <w:color w:val="0F4761" w:themeColor="accent1" w:themeShade="BF"/>
       <w:sz w:val="28"/>
       <w:szCs w:val="28"/>
     </w:rPr>
   </w:style>
-  <w:style w:type="paragraph" w:styleId="Heading4">
+  <w:style w:type="paragraph" w:styleId="berschrift4">
     <w:name w:val="heading 4"/>
-    <w:basedOn w:val="Normal"/>
-    <w:next w:val="Normal"/>
+    <w:basedOn w:val="Standard"/>
+    <w:next w:val="Standard"/>
     <w:link w:val="berschrift4Zchn"/>
     <w:uiPriority w:val="9"/>
     <w:semiHidden/>
     <w:unhideWhenUsed/>
     <w:qFormat/>
-    <w:rsid w:val="00020c19"/>
-    <w:pPr>
-      <w:keepNext w:val="true"/>
+    <w:rsid w:val="00020C19"/>
+    <w:pPr>
+      <w:keepNext/>
       <w:keepLines/>
       <w:spacing w:before="80" w:after="40"/>
       <w:outlineLvl w:val="3"/>
     </w:pPr>
     <w:rPr>
-      <w:rFonts w:eastAsia="" w:cs="" w:cstheme="majorBidi" w:eastAsiaTheme="majorEastAsia"/>
+      <w:rFonts w:eastAsiaTheme="majorEastAsia" w:cstheme="majorBidi"/>
       <w:i/>
       <w:iCs/>
-      <w:color w:themeColor="accent1" w:themeShade="bf" w:val="0F4761"/>
-    </w:rPr>
-  </w:style>
-  <w:style w:type="paragraph" w:styleId="Heading5">
+      <w:color w:val="0F4761" w:themeColor="accent1" w:themeShade="BF"/>
+    </w:rPr>
+  </w:style>
+  <w:style w:type="paragraph" w:styleId="berschrift5">
     <w:name w:val="heading 5"/>
-    <w:basedOn w:val="Normal"/>
-    <w:next w:val="Normal"/>
+    <w:basedOn w:val="Standard"/>
+    <w:next w:val="Standard"/>
     <w:link w:val="berschrift5Zchn"/>
     <w:uiPriority w:val="9"/>
     <w:semiHidden/>
     <w:unhideWhenUsed/>
     <w:qFormat/>
-    <w:rsid w:val="00020c19"/>
-    <w:pPr>
-      <w:keepNext w:val="true"/>
+    <w:rsid w:val="00020C19"/>
+    <w:pPr>
+      <w:keepNext/>
       <w:keepLines/>
       <w:spacing w:before="80" w:after="40"/>
       <w:outlineLvl w:val="4"/>
     </w:pPr>
     <w:rPr>
-      <w:rFonts w:eastAsia="" w:cs="" w:cstheme="majorBidi" w:eastAsiaTheme="majorEastAsia"/>
-      <w:color w:themeColor="accent1" w:themeShade="bf" w:val="0F4761"/>
-    </w:rPr>
-  </w:style>
-  <w:style w:type="paragraph" w:styleId="Heading6">
+      <w:rFonts w:eastAsiaTheme="majorEastAsia" w:cstheme="majorBidi"/>
+      <w:color w:val="0F4761" w:themeColor="accent1" w:themeShade="BF"/>
+    </w:rPr>
+  </w:style>
+  <w:style w:type="paragraph" w:styleId="berschrift6">
     <w:name w:val="heading 6"/>
-    <w:basedOn w:val="Normal"/>
-    <w:next w:val="Normal"/>
+    <w:basedOn w:val="Standard"/>
+    <w:next w:val="Standard"/>
     <w:link w:val="berschrift6Zchn"/>
     <w:uiPriority w:val="9"/>
     <w:semiHidden/>
     <w:unhideWhenUsed/>
     <w:qFormat/>
-    <w:rsid w:val="00020c19"/>
-    <w:pPr>
-      <w:keepNext w:val="true"/>
+    <w:rsid w:val="00020C19"/>
+    <w:pPr>
+      <w:keepNext/>
       <w:keepLines/>
       <w:spacing w:before="40" w:after="0"/>
       <w:outlineLvl w:val="5"/>
     </w:pPr>
     <w:rPr>
-      <w:rFonts w:eastAsia="" w:cs="" w:cstheme="majorBidi" w:eastAsiaTheme="majorEastAsia"/>
+      <w:rFonts w:eastAsiaTheme="majorEastAsia" w:cstheme="majorBidi"/>
       <w:i/>
       <w:iCs/>
-      <w:color w:themeColor="text1" w:themeTint="a6" w:val="595959"/>
-    </w:rPr>
-  </w:style>
-  <w:style w:type="paragraph" w:styleId="Heading7">
+      <w:color w:val="595959" w:themeColor="text1" w:themeTint="A6"/>
+    </w:rPr>
+  </w:style>
+  <w:style w:type="paragraph" w:styleId="berschrift7">
     <w:name w:val="heading 7"/>
-    <w:basedOn w:val="Normal"/>
-    <w:next w:val="Normal"/>
+    <w:basedOn w:val="Standard"/>
+    <w:next w:val="Standard"/>
     <w:link w:val="berschrift7Zchn"/>
     <w:uiPriority w:val="9"/>
     <w:semiHidden/>
     <w:unhideWhenUsed/>
     <w:qFormat/>
-    <w:rsid w:val="00020c19"/>
-    <w:pPr>
-      <w:keepNext w:val="true"/>
+    <w:rsid w:val="00020C19"/>
+    <w:pPr>
+      <w:keepNext/>
       <w:keepLines/>
       <w:spacing w:before="40" w:after="0"/>
       <w:outlineLvl w:val="6"/>
     </w:pPr>
     <w:rPr>
-      <w:rFonts w:eastAsia="" w:cs="" w:cstheme="majorBidi" w:eastAsiaTheme="majorEastAsia"/>
-      <w:color w:themeColor="text1" w:themeTint="a6" w:val="595959"/>
-    </w:rPr>
-  </w:style>
-  <w:style w:type="paragraph" w:styleId="Heading8">
+      <w:rFonts w:eastAsiaTheme="majorEastAsia" w:cstheme="majorBidi"/>
+      <w:color w:val="595959" w:themeColor="text1" w:themeTint="A6"/>
+    </w:rPr>
+  </w:style>
+  <w:style w:type="paragraph" w:styleId="berschrift8">
     <w:name w:val="heading 8"/>
-    <w:basedOn w:val="Normal"/>
-    <w:next w:val="Normal"/>
+    <w:basedOn w:val="Standard"/>
+    <w:next w:val="Standard"/>
     <w:link w:val="berschrift8Zchn"/>
     <w:uiPriority w:val="9"/>
     <w:semiHidden/>
     <w:unhideWhenUsed/>
     <w:qFormat/>
-    <w:rsid w:val="00020c19"/>
-    <w:pPr>
-      <w:keepNext w:val="true"/>
+    <w:rsid w:val="00020C19"/>
+    <w:pPr>
+      <w:keepNext/>
       <w:keepLines/>
-      <w:spacing w:before="0" w:after="0"/>
+      <w:spacing w:after="0"/>
       <w:outlineLvl w:val="7"/>
     </w:pPr>
     <w:rPr>
-      <w:rFonts w:eastAsia="" w:cs="" w:cstheme="majorBidi" w:eastAsiaTheme="majorEastAsia"/>
+      <w:rFonts w:eastAsiaTheme="majorEastAsia" w:cstheme="majorBidi"/>
       <w:i/>
       <w:iCs/>
-      <w:color w:themeColor="text1" w:themeTint="d8" w:val="272727"/>
-    </w:rPr>
-  </w:style>
-  <w:style w:type="paragraph" w:styleId="Heading9">
+      <w:color w:val="272727" w:themeColor="text1" w:themeTint="D8"/>
+    </w:rPr>
+  </w:style>
+  <w:style w:type="paragraph" w:styleId="berschrift9">
     <w:name w:val="heading 9"/>
-    <w:basedOn w:val="Normal"/>
-    <w:next w:val="Normal"/>
+    <w:basedOn w:val="Standard"/>
+    <w:next w:val="Standard"/>
     <w:link w:val="berschrift9Zchn"/>
     <w:uiPriority w:val="9"/>
     <w:semiHidden/>
     <w:unhideWhenUsed/>
     <w:qFormat/>
-    <w:rsid w:val="00020c19"/>
-    <w:pPr>
-      <w:keepNext w:val="true"/>
+    <w:rsid w:val="00020C19"/>
+    <w:pPr>
+      <w:keepNext/>
       <w:keepLines/>
-      <w:spacing w:before="0" w:after="0"/>
+      <w:spacing w:after="0"/>
       <w:outlineLvl w:val="8"/>
     </w:pPr>
     <w:rPr>
-      <w:rFonts w:eastAsia="" w:cs="" w:cstheme="majorBidi" w:eastAsiaTheme="majorEastAsia"/>
-      <w:color w:themeColor="text1" w:themeTint="d8" w:val="272727"/>
-    </w:rPr>
-  </w:style>
-  <w:style w:type="character" w:styleId="DefaultParagraphFont" w:default="1">
+      <w:rFonts w:eastAsiaTheme="majorEastAsia" w:cstheme="majorBidi"/>
+      <w:color w:val="272727" w:themeColor="text1" w:themeTint="D8"/>
+    </w:rPr>
+  </w:style>
+  <w:style w:type="character" w:default="1" w:styleId="Absatz-Standardschriftart">
     <w:name w:val="Default Paragraph Font"/>
     <w:uiPriority w:val="1"/>
     <w:semiHidden/>
     <w:unhideWhenUsed/>
-    <w:rPr/>
-  </w:style>
-  <w:style w:type="character" w:styleId="berschrift1Zchn" w:customStyle="1">
-    <w:name w:val="Überschrift 1 Zchn"/>
-    <w:basedOn w:val="DefaultParagraphFont"/>
-    <w:link w:val="Heading1"/>
-    <w:uiPriority w:val="9"/>
-    <w:rsid w:val="00020c19"/>
-    <w:rPr>
-      <w:rFonts w:ascii="Aptos Display" w:hAnsi="Aptos Display" w:eastAsia="" w:cs="" w:asciiTheme="majorHAnsi" w:cstheme="majorBidi" w:eastAsiaTheme="majorEastAsia" w:hAnsiTheme="majorHAnsi"/>
-      <w:color w:themeColor="accent1" w:themeShade="bf" w:val="0F4761"/>
-      <w:sz w:val="40"/>
-      <w:szCs w:val="40"/>
-    </w:rPr>
-  </w:style>
-  <w:style w:type="character" w:styleId="berschrift2Zchn" w:customStyle="1">
-    <w:name w:val="Überschrift 2 Zchn"/>
-    <w:basedOn w:val="DefaultParagraphFont"/>
-    <w:link w:val="Heading2"/>
-    <w:uiPriority w:val="9"/>
-    <w:semiHidden/>
-    <w:rsid w:val="00020c19"/>
-    <w:rPr>
-      <w:rFonts w:ascii="Aptos Display" w:hAnsi="Aptos Display" w:eastAsia="" w:cs="" w:asciiTheme="majorHAnsi" w:cstheme="majorBidi" w:eastAsiaTheme="majorEastAsia" w:hAnsiTheme="majorHAnsi"/>
-      <w:color w:themeColor="accent1" w:themeShade="bf" w:val="0F4761"/>
-      <w:sz w:val="32"/>
-      <w:szCs w:val="32"/>
-    </w:rPr>
-  </w:style>
-  <w:style w:type="character" w:styleId="berschrift3Zchn" w:customStyle="1">
-    <w:name w:val="Überschrift 3 Zchn"/>
-    <w:basedOn w:val="DefaultParagraphFont"/>
-    <w:link w:val="Heading3"/>
-    <w:uiPriority w:val="9"/>
-    <w:semiHidden/>
-    <w:rsid w:val="00020c19"/>
-    <w:rPr>
-      <w:rFonts w:eastAsia="" w:cs="" w:cstheme="majorBidi" w:eastAsiaTheme="majorEastAsia"/>
-      <w:color w:themeColor="accent1" w:themeShade="bf" w:val="0F4761"/>
-      <w:sz w:val="28"/>
-      <w:szCs w:val="28"/>
-    </w:rPr>
-  </w:style>
-  <w:style w:type="character" w:styleId="berschrift4Zchn" w:customStyle="1">
-    <w:name w:val="Überschrift 4 Zchn"/>
-    <w:basedOn w:val="DefaultParagraphFont"/>
-    <w:link w:val="Heading4"/>
-    <w:uiPriority w:val="9"/>
-    <w:semiHidden/>
-    <w:rsid w:val="00020c19"/>
-    <w:rPr>
-      <w:rFonts w:eastAsia="" w:cs="" w:cstheme="majorBidi" w:eastAsiaTheme="majorEastAsia"/>
-      <w:i/>
-      <w:iCs/>
-      <w:color w:themeColor="accent1" w:themeShade="bf" w:val="0F4761"/>
-    </w:rPr>
-  </w:style>
-  <w:style w:type="character" w:styleId="berschrift5Zchn" w:customStyle="1">
-    <w:name w:val="Überschrift 5 Zchn"/>
-    <w:basedOn w:val="DefaultParagraphFont"/>
-    <w:link w:val="Heading5"/>
-    <w:uiPriority w:val="9"/>
-    <w:semiHidden/>
-    <w:rsid w:val="00020c19"/>
-    <w:rPr>
-      <w:rFonts w:eastAsia="" w:cs="" w:cstheme="majorBidi" w:eastAsiaTheme="majorEastAsia"/>
-      <w:color w:themeColor="accent1" w:themeShade="bf" w:val="0F4761"/>
-    </w:rPr>
-  </w:style>
-  <w:style w:type="character" w:styleId="berschrift6Zchn" w:customStyle="1">
-    <w:name w:val="Überschrift 6 Zchn"/>
-    <w:basedOn w:val="DefaultParagraphFont"/>
-    <w:link w:val="Heading6"/>
-    <w:uiPriority w:val="9"/>
-    <w:semiHidden/>
-    <w:rsid w:val="00020c19"/>
-    <w:rPr>
-      <w:rFonts w:eastAsia="" w:cs="" w:cstheme="majorBidi" w:eastAsiaTheme="majorEastAsia"/>
-      <w:i/>
-      <w:iCs/>
-      <w:color w:themeColor="text1" w:themeTint="a6" w:val="595959"/>
-    </w:rPr>
-  </w:style>
-  <w:style w:type="character" w:styleId="berschrift7Zchn" w:customStyle="1">
-    <w:name w:val="Überschrift 7 Zchn"/>
-    <w:basedOn w:val="DefaultParagraphFont"/>
-    <w:link w:val="Heading7"/>
-    <w:uiPriority w:val="9"/>
-    <w:semiHidden/>
-    <w:rsid w:val="00020c19"/>
-    <w:rPr>
-      <w:rFonts w:eastAsia="" w:cs="" w:cstheme="majorBidi" w:eastAsiaTheme="majorEastAsia"/>
-      <w:color w:themeColor="text1" w:themeTint="a6" w:val="595959"/>
-    </w:rPr>
-  </w:style>
-  <w:style w:type="character" w:styleId="berschrift8Zchn" w:customStyle="1">
-    <w:name w:val="Überschrift 8 Zchn"/>
-    <w:basedOn w:val="DefaultParagraphFont"/>
-    <w:link w:val="Heading8"/>
-    <w:uiPriority w:val="9"/>
-    <w:semiHidden/>
-    <w:rsid w:val="00020c19"/>
-    <w:rPr>
-      <w:rFonts w:eastAsia="" w:cs="" w:cstheme="majorBidi" w:eastAsiaTheme="majorEastAsia"/>
-      <w:i/>
-      <w:iCs/>
-      <w:color w:themeColor="text1" w:themeTint="d8" w:val="272727"/>
-    </w:rPr>
-  </w:style>
-  <w:style w:type="character" w:styleId="berschrift9Zchn" w:customStyle="1">
-    <w:name w:val="Überschrift 9 Zchn"/>
-    <w:basedOn w:val="DefaultParagraphFont"/>
-    <w:link w:val="Heading9"/>
-    <w:uiPriority w:val="9"/>
-    <w:semiHidden/>
-    <w:rsid w:val="00020c19"/>
-    <w:rPr>
-      <w:rFonts w:eastAsia="" w:cs="" w:cstheme="majorBidi" w:eastAsiaTheme="majorEastAsia"/>
-      <w:color w:themeColor="text1" w:themeTint="d8" w:val="272727"/>
-    </w:rPr>
-  </w:style>
-  <w:style w:type="character" w:styleId="TitelZchn" w:customStyle="1">
-    <w:name w:val="Titel Zchn"/>
-    <w:basedOn w:val="DefaultParagraphFont"/>
-    <w:link w:val="Title"/>
-    <w:uiPriority w:val="10"/>
-    <w:rsid w:val="00020c19"/>
-    <w:rPr>
-      <w:rFonts w:ascii="Aptos Display" w:hAnsi="Aptos Display" w:eastAsia="" w:cs="" w:asciiTheme="majorHAnsi" w:cstheme="majorBidi" w:eastAsiaTheme="majorEastAsia" w:hAnsiTheme="majorHAnsi"/>
-      <w:spacing w:val="-10"/>
-      <w:kern w:val="2"/>
-      <w:sz w:val="56"/>
-      <w:szCs w:val="56"/>
-    </w:rPr>
-  </w:style>
-  <w:style w:type="character" w:styleId="UntertitelZchn" w:customStyle="1">
-    <w:name w:val="Untertitel Zchn"/>
-    <w:basedOn w:val="DefaultParagraphFont"/>
-    <w:link w:val="Subtitle"/>
-    <w:uiPriority w:val="11"/>
-    <w:rsid w:val="00020c19"/>
-    <w:rPr>
-      <w:rFonts w:eastAsia="" w:cs="" w:cstheme="majorBidi" w:eastAsiaTheme="majorEastAsia"/>
-      <w:color w:themeColor="text1" w:themeTint="a6" w:val="595959"/>
-      <w:spacing w:val="15"/>
-      <w:sz w:val="28"/>
-      <w:szCs w:val="28"/>
-    </w:rPr>
-  </w:style>
-  <w:style w:type="character" w:styleId="ZitatZchn" w:customStyle="1">
-    <w:name w:val="Zitat Zchn"/>
-    <w:basedOn w:val="DefaultParagraphFont"/>
-    <w:link w:val="Quote"/>
-    <w:uiPriority w:val="29"/>
-    <w:rsid w:val="00020c19"/>
-    <w:rPr>
-      <w:i/>
-      <w:iCs/>
-      <w:color w:themeColor="text1" w:themeTint="bf" w:val="404040"/>
-    </w:rPr>
-  </w:style>
-  <w:style w:type="character" w:styleId="IntenseEmphasis">
-    <w:name w:val="Intense Emphasis"/>
-    <w:basedOn w:val="DefaultParagraphFont"/>
-    <w:uiPriority w:val="21"/>
-    <w:qFormat/>
-    <w:rsid w:val="00020c19"/>
-    <w:rPr>
-      <w:i/>
-      <w:iCs/>
-      <w:color w:themeColor="accent1" w:themeShade="bf" w:val="0F4761"/>
-    </w:rPr>
-  </w:style>
-  <w:style w:type="character" w:styleId="IntensivesZitatZchn" w:customStyle="1">
-    <w:name w:val="Intensives Zitat Zchn"/>
-    <w:basedOn w:val="DefaultParagraphFont"/>
-    <w:link w:val="IntenseQuote"/>
-    <w:uiPriority w:val="30"/>
-    <w:rsid w:val="00020c19"/>
-    <w:rPr>
-      <w:i/>
-      <w:iCs/>
-      <w:color w:themeColor="accent1" w:themeShade="bf" w:val="0F4761"/>
-    </w:rPr>
-  </w:style>
-  <w:style w:type="character" w:styleId="IntenseReference">
-    <w:name w:val="Intense Reference"/>
-    <w:basedOn w:val="DefaultParagraphFont"/>
-    <w:uiPriority w:val="32"/>
-    <w:qFormat/>
-    <w:rsid w:val="00020c19"/>
-    <w:rPr>
-      <w:b/>
-      <w:bCs/>
-      <w:smallCaps/>
-      <w:color w:themeColor="accent1" w:themeShade="bf" w:val="0F4761"/>
-      <w:spacing w:val="5"/>
-    </w:rPr>
-  </w:style>
-  <w:style w:type="paragraph" w:styleId="Heading">
-    <w:name w:val="Heading"/>
-    <w:basedOn w:val="Normal"/>
-    <w:next w:val="BodyText"/>
-    <w:qFormat/>
-    <w:pPr>
-      <w:keepNext w:val="true"/>
-      <w:spacing w:before="240" w:after="120"/>
-    </w:pPr>
-    <w:rPr>
-      <w:rFonts w:ascii="Carlito" w:hAnsi="Carlito" w:eastAsia="Noto Sans SC Regular" w:cs="Noto Sans"/>
-      <w:sz w:val="28"/>
-      <w:szCs w:val="28"/>
-    </w:rPr>
-  </w:style>
-  <w:style w:type="paragraph" w:styleId="BodyText">
-    <w:name w:val="Body Text"/>
-    <w:basedOn w:val="Normal"/>
-    <w:pPr>
-      <w:spacing w:lineRule="auto" w:line="276" w:before="0" w:after="140"/>
-    </w:pPr>
-    <w:rPr/>
-  </w:style>
-  <w:style w:type="paragraph" w:styleId="List">
-    <w:name w:val="List"/>
-    <w:basedOn w:val="BodyText"/>
-    <w:pPr/>
-    <w:rPr>
-      <w:rFonts w:cs="Noto Sans"/>
-    </w:rPr>
-  </w:style>
-  <w:style w:type="paragraph" w:styleId="Caption">
-    <w:name w:val="caption"/>
-    <w:basedOn w:val="Normal"/>
-    <w:qFormat/>
-    <w:pPr>
-      <w:suppressLineNumbers/>
-      <w:spacing w:before="120" w:after="120"/>
-    </w:pPr>
-    <w:rPr>
-      <w:rFonts w:cs="Noto Sans"/>
-      <w:i/>
-      <w:iCs/>
-      <w:sz w:val="24"/>
-      <w:szCs w:val="24"/>
-    </w:rPr>
-  </w:style>
-  <w:style w:type="paragraph" w:styleId="Index">
-    <w:name w:val="Index"/>
-    <w:basedOn w:val="Normal"/>
-    <w:qFormat/>
-    <w:pPr>
-      <w:suppressLineNumbers/>
-    </w:pPr>
-    <w:rPr>
-      <w:rFonts w:cs="Noto Sans"/>
-    </w:rPr>
-  </w:style>
-  <w:style w:type="paragraph" w:styleId="Title">
-    <w:name w:val="Title"/>
-    <w:basedOn w:val="Normal"/>
-    <w:next w:val="Normal"/>
-    <w:link w:val="TitelZchn"/>
-    <w:uiPriority w:val="10"/>
-    <w:qFormat/>
-    <w:rsid w:val="00020c19"/>
-    <w:pPr>
-      <w:spacing w:lineRule="auto" w:line="240" w:before="0" w:after="80"/>
-      <w:contextualSpacing/>
-    </w:pPr>
-    <w:rPr>
-      <w:rFonts w:ascii="Aptos Display" w:hAnsi="Aptos Display" w:eastAsia="" w:cs="" w:asciiTheme="majorHAnsi" w:cstheme="majorBidi" w:eastAsiaTheme="majorEastAsia" w:hAnsiTheme="majorHAnsi"/>
-      <w:spacing w:val="-10"/>
-      <w:kern w:val="2"/>
-      <w:sz w:val="56"/>
-      <w:szCs w:val="56"/>
-    </w:rPr>
-  </w:style>
-  <w:style w:type="paragraph" w:styleId="Subtitle">
-    <w:name w:val="Subtitle"/>
-    <w:basedOn w:val="Normal"/>
-    <w:next w:val="Normal"/>
-    <w:link w:val="UntertitelZchn"/>
-    <w:uiPriority w:val="11"/>
-    <w:qFormat/>
-    <w:rsid w:val="00020c19"/>
-    <w:pPr/>
-    <w:rPr>
-      <w:rFonts w:eastAsia="" w:cs="" w:cstheme="majorBidi" w:eastAsiaTheme="majorEastAsia"/>
-      <w:color w:themeColor="text1" w:themeTint="a6" w:val="595959"/>
-      <w:spacing w:val="15"/>
-      <w:sz w:val="28"/>
-      <w:szCs w:val="28"/>
-    </w:rPr>
-  </w:style>
-  <w:style w:type="paragraph" w:styleId="Quote">
-    <w:name w:val="Quote"/>
-    <w:basedOn w:val="Normal"/>
-    <w:next w:val="Normal"/>
-    <w:link w:val="ZitatZchn"/>
-    <w:uiPriority w:val="29"/>
-    <w:qFormat/>
-    <w:rsid w:val="00020c19"/>
-    <w:pPr>
-      <w:spacing w:before="160" w:after="160"/>
-      <w:jc w:val="center"/>
-    </w:pPr>
-    <w:rPr>
-      <w:i/>
-      <w:iCs/>
-      <w:color w:themeColor="text1" w:themeTint="bf" w:val="404040"/>
-    </w:rPr>
-  </w:style>
-  <w:style w:type="paragraph" w:styleId="ListParagraph">
-    <w:name w:val="List Paragraph"/>
-    <w:basedOn w:val="Normal"/>
-    <w:uiPriority w:val="34"/>
-    <w:qFormat/>
-    <w:rsid w:val="00020c19"/>
-    <w:pPr>
-      <w:spacing w:before="0" w:after="160"/>
-      <w:ind w:start="720"/>
-      <w:contextualSpacing/>
-    </w:pPr>
-    <w:rPr/>
-  </w:style>
-  <w:style w:type="paragraph" w:styleId="IntenseQuote">
-    <w:name w:val="Intense Quote"/>
-    <w:basedOn w:val="Normal"/>
-    <w:next w:val="Normal"/>
-    <w:link w:val="IntensivesZitatZchn"/>
-    <w:uiPriority w:val="30"/>
-    <w:qFormat/>
-    <w:rsid w:val="00020c19"/>
-    <w:pPr>
-      <w:pBdr>
-        <w:top w:val="single" w:sz="4" w:space="10" w:color="0F4761" w:themeColor="accent1" w:themeShade="bf"/>
-        <w:bottom w:val="single" w:sz="4" w:space="10" w:color="0F4761" w:themeColor="accent1" w:themeShade="bf"/>
-      </w:pBdr>
-      <w:spacing w:before="360" w:after="360"/>
-      <w:ind w:start="864" w:end="864"/>
-      <w:jc w:val="center"/>
-    </w:pPr>
-    <w:rPr>
-      <w:i/>
-      <w:iCs/>
-      <w:color w:themeColor="accent1" w:themeShade="bf" w:val="0F4761"/>
-    </w:rPr>
-  </w:style>
-  <w:style w:type="numbering" w:styleId="NoList" w:default="1">
-    <w:name w:val="No List"/>
-    <w:uiPriority w:val="99"/>
-    <w:semiHidden/>
-    <w:unhideWhenUsed/>
-    <w:qFormat/>
   </w:style>
   <w:style w:type="table" w:default="1" w:styleId="NormaleTabelle">
     <w:name w:val="Normal Table"/>
@@ -1417,6 +1054,7 @@
     <w:semiHidden/>
     <w:unhideWhenUsed/>
     <w:tblPr>
+      <w:tblInd w:w="0" w:type="dxa"/>
       <w:tblCellMar>
         <w:top w:w="0" w:type="dxa"/>
         <w:left w:w="108" w:type="dxa"/>
@@ -1425,11 +1063,357 @@
       </w:tblCellMar>
     </w:tblPr>
   </w:style>
+  <w:style w:type="numbering" w:default="1" w:styleId="KeineListe">
+    <w:name w:val="No List"/>
+    <w:uiPriority w:val="99"/>
+    <w:semiHidden/>
+    <w:unhideWhenUsed/>
+  </w:style>
+  <w:style w:type="character" w:customStyle="1" w:styleId="berschrift1Zchn">
+    <w:name w:val="Überschrift 1 Zchn"/>
+    <w:basedOn w:val="Absatz-Standardschriftart"/>
+    <w:link w:val="berschrift1"/>
+    <w:uiPriority w:val="9"/>
+    <w:rsid w:val="00020C19"/>
+    <w:rPr>
+      <w:rFonts w:asciiTheme="majorHAnsi" w:eastAsiaTheme="majorEastAsia" w:hAnsiTheme="majorHAnsi" w:cstheme="majorBidi"/>
+      <w:color w:val="0F4761" w:themeColor="accent1" w:themeShade="BF"/>
+      <w:sz w:val="40"/>
+      <w:szCs w:val="40"/>
+    </w:rPr>
+  </w:style>
+  <w:style w:type="character" w:customStyle="1" w:styleId="berschrift2Zchn">
+    <w:name w:val="Überschrift 2 Zchn"/>
+    <w:basedOn w:val="Absatz-Standardschriftart"/>
+    <w:link w:val="berschrift2"/>
+    <w:uiPriority w:val="9"/>
+    <w:semiHidden/>
+    <w:rsid w:val="00020C19"/>
+    <w:rPr>
+      <w:rFonts w:asciiTheme="majorHAnsi" w:eastAsiaTheme="majorEastAsia" w:hAnsiTheme="majorHAnsi" w:cstheme="majorBidi"/>
+      <w:color w:val="0F4761" w:themeColor="accent1" w:themeShade="BF"/>
+      <w:sz w:val="32"/>
+      <w:szCs w:val="32"/>
+    </w:rPr>
+  </w:style>
+  <w:style w:type="character" w:customStyle="1" w:styleId="berschrift3Zchn">
+    <w:name w:val="Überschrift 3 Zchn"/>
+    <w:basedOn w:val="Absatz-Standardschriftart"/>
+    <w:link w:val="berschrift3"/>
+    <w:uiPriority w:val="9"/>
+    <w:semiHidden/>
+    <w:rsid w:val="00020C19"/>
+    <w:rPr>
+      <w:rFonts w:eastAsiaTheme="majorEastAsia" w:cstheme="majorBidi"/>
+      <w:color w:val="0F4761" w:themeColor="accent1" w:themeShade="BF"/>
+      <w:sz w:val="28"/>
+      <w:szCs w:val="28"/>
+    </w:rPr>
+  </w:style>
+  <w:style w:type="character" w:customStyle="1" w:styleId="berschrift4Zchn">
+    <w:name w:val="Überschrift 4 Zchn"/>
+    <w:basedOn w:val="Absatz-Standardschriftart"/>
+    <w:link w:val="berschrift4"/>
+    <w:uiPriority w:val="9"/>
+    <w:semiHidden/>
+    <w:rsid w:val="00020C19"/>
+    <w:rPr>
+      <w:rFonts w:eastAsiaTheme="majorEastAsia" w:cstheme="majorBidi"/>
+      <w:i/>
+      <w:iCs/>
+      <w:color w:val="0F4761" w:themeColor="accent1" w:themeShade="BF"/>
+    </w:rPr>
+  </w:style>
+  <w:style w:type="character" w:customStyle="1" w:styleId="berschrift5Zchn">
+    <w:name w:val="Überschrift 5 Zchn"/>
+    <w:basedOn w:val="Absatz-Standardschriftart"/>
+    <w:link w:val="berschrift5"/>
+    <w:uiPriority w:val="9"/>
+    <w:semiHidden/>
+    <w:rsid w:val="00020C19"/>
+    <w:rPr>
+      <w:rFonts w:eastAsiaTheme="majorEastAsia" w:cstheme="majorBidi"/>
+      <w:color w:val="0F4761" w:themeColor="accent1" w:themeShade="BF"/>
+    </w:rPr>
+  </w:style>
+  <w:style w:type="character" w:customStyle="1" w:styleId="berschrift6Zchn">
+    <w:name w:val="Überschrift 6 Zchn"/>
+    <w:basedOn w:val="Absatz-Standardschriftart"/>
+    <w:link w:val="berschrift6"/>
+    <w:uiPriority w:val="9"/>
+    <w:semiHidden/>
+    <w:rsid w:val="00020C19"/>
+    <w:rPr>
+      <w:rFonts w:eastAsiaTheme="majorEastAsia" w:cstheme="majorBidi"/>
+      <w:i/>
+      <w:iCs/>
+      <w:color w:val="595959" w:themeColor="text1" w:themeTint="A6"/>
+    </w:rPr>
+  </w:style>
+  <w:style w:type="character" w:customStyle="1" w:styleId="berschrift7Zchn">
+    <w:name w:val="Überschrift 7 Zchn"/>
+    <w:basedOn w:val="Absatz-Standardschriftart"/>
+    <w:link w:val="berschrift7"/>
+    <w:uiPriority w:val="9"/>
+    <w:semiHidden/>
+    <w:rsid w:val="00020C19"/>
+    <w:rPr>
+      <w:rFonts w:eastAsiaTheme="majorEastAsia" w:cstheme="majorBidi"/>
+      <w:color w:val="595959" w:themeColor="text1" w:themeTint="A6"/>
+    </w:rPr>
+  </w:style>
+  <w:style w:type="character" w:customStyle="1" w:styleId="berschrift8Zchn">
+    <w:name w:val="Überschrift 8 Zchn"/>
+    <w:basedOn w:val="Absatz-Standardschriftart"/>
+    <w:link w:val="berschrift8"/>
+    <w:uiPriority w:val="9"/>
+    <w:semiHidden/>
+    <w:rsid w:val="00020C19"/>
+    <w:rPr>
+      <w:rFonts w:eastAsiaTheme="majorEastAsia" w:cstheme="majorBidi"/>
+      <w:i/>
+      <w:iCs/>
+      <w:color w:val="272727" w:themeColor="text1" w:themeTint="D8"/>
+    </w:rPr>
+  </w:style>
+  <w:style w:type="character" w:customStyle="1" w:styleId="berschrift9Zchn">
+    <w:name w:val="Überschrift 9 Zchn"/>
+    <w:basedOn w:val="Absatz-Standardschriftart"/>
+    <w:link w:val="berschrift9"/>
+    <w:uiPriority w:val="9"/>
+    <w:semiHidden/>
+    <w:rsid w:val="00020C19"/>
+    <w:rPr>
+      <w:rFonts w:eastAsiaTheme="majorEastAsia" w:cstheme="majorBidi"/>
+      <w:color w:val="272727" w:themeColor="text1" w:themeTint="D8"/>
+    </w:rPr>
+  </w:style>
+  <w:style w:type="character" w:customStyle="1" w:styleId="TitelZchn">
+    <w:name w:val="Titel Zchn"/>
+    <w:basedOn w:val="Absatz-Standardschriftart"/>
+    <w:link w:val="Titel"/>
+    <w:uiPriority w:val="10"/>
+    <w:rsid w:val="00020C19"/>
+    <w:rPr>
+      <w:rFonts w:asciiTheme="majorHAnsi" w:eastAsiaTheme="majorEastAsia" w:hAnsiTheme="majorHAnsi" w:cstheme="majorBidi"/>
+      <w:spacing w:val="-10"/>
+      <w:kern w:val="2"/>
+      <w:sz w:val="56"/>
+      <w:szCs w:val="56"/>
+    </w:rPr>
+  </w:style>
+  <w:style w:type="character" w:customStyle="1" w:styleId="UntertitelZchn">
+    <w:name w:val="Untertitel Zchn"/>
+    <w:basedOn w:val="Absatz-Standardschriftart"/>
+    <w:link w:val="Untertitel"/>
+    <w:uiPriority w:val="11"/>
+    <w:rsid w:val="00020C19"/>
+    <w:rPr>
+      <w:rFonts w:eastAsiaTheme="majorEastAsia" w:cstheme="majorBidi"/>
+      <w:color w:val="595959" w:themeColor="text1" w:themeTint="A6"/>
+      <w:spacing w:val="15"/>
+      <w:sz w:val="28"/>
+      <w:szCs w:val="28"/>
+    </w:rPr>
+  </w:style>
+  <w:style w:type="character" w:customStyle="1" w:styleId="ZitatZchn">
+    <w:name w:val="Zitat Zchn"/>
+    <w:basedOn w:val="Absatz-Standardschriftart"/>
+    <w:link w:val="Zitat"/>
+    <w:uiPriority w:val="29"/>
+    <w:rsid w:val="00020C19"/>
+    <w:rPr>
+      <w:i/>
+      <w:iCs/>
+      <w:color w:val="404040" w:themeColor="text1" w:themeTint="BF"/>
+    </w:rPr>
+  </w:style>
+  <w:style w:type="character" w:styleId="IntensiveHervorhebung">
+    <w:name w:val="Intense Emphasis"/>
+    <w:basedOn w:val="Absatz-Standardschriftart"/>
+    <w:uiPriority w:val="21"/>
+    <w:qFormat/>
+    <w:rsid w:val="00020C19"/>
+    <w:rPr>
+      <w:i/>
+      <w:iCs/>
+      <w:color w:val="0F4761" w:themeColor="accent1" w:themeShade="BF"/>
+    </w:rPr>
+  </w:style>
+  <w:style w:type="character" w:customStyle="1" w:styleId="IntensivesZitatZchn">
+    <w:name w:val="Intensives Zitat Zchn"/>
+    <w:basedOn w:val="Absatz-Standardschriftart"/>
+    <w:link w:val="IntensivesZitat"/>
+    <w:uiPriority w:val="30"/>
+    <w:rsid w:val="00020C19"/>
+    <w:rPr>
+      <w:i/>
+      <w:iCs/>
+      <w:color w:val="0F4761" w:themeColor="accent1" w:themeShade="BF"/>
+    </w:rPr>
+  </w:style>
+  <w:style w:type="character" w:styleId="IntensiverVerweis">
+    <w:name w:val="Intense Reference"/>
+    <w:basedOn w:val="Absatz-Standardschriftart"/>
+    <w:uiPriority w:val="32"/>
+    <w:qFormat/>
+    <w:rsid w:val="00020C19"/>
+    <w:rPr>
+      <w:b/>
+      <w:bCs/>
+      <w:smallCaps/>
+      <w:color w:val="0F4761" w:themeColor="accent1" w:themeShade="BF"/>
+      <w:spacing w:val="5"/>
+    </w:rPr>
+  </w:style>
+  <w:style w:type="paragraph" w:customStyle="1" w:styleId="Heading">
+    <w:name w:val="Heading"/>
+    <w:basedOn w:val="Standard"/>
+    <w:next w:val="Textkrper"/>
+    <w:qFormat/>
+    <w:pPr>
+      <w:keepNext/>
+      <w:spacing w:before="240" w:after="120"/>
+    </w:pPr>
+    <w:rPr>
+      <w:rFonts w:ascii="Carlito" w:eastAsia="Noto Sans SC Regular" w:hAnsi="Carlito" w:cs="Noto Sans"/>
+      <w:sz w:val="28"/>
+      <w:szCs w:val="28"/>
+    </w:rPr>
+  </w:style>
+  <w:style w:type="paragraph" w:styleId="Textkrper">
+    <w:name w:val="Body Text"/>
+    <w:basedOn w:val="Standard"/>
+    <w:pPr>
+      <w:spacing w:after="140" w:line="276" w:lineRule="auto"/>
+    </w:pPr>
+  </w:style>
+  <w:style w:type="paragraph" w:styleId="Liste">
+    <w:name w:val="List"/>
+    <w:basedOn w:val="Textkrper"/>
+    <w:rPr>
+      <w:rFonts w:cs="Noto Sans"/>
+    </w:rPr>
+  </w:style>
+  <w:style w:type="paragraph" w:styleId="Beschriftung">
+    <w:name w:val="caption"/>
+    <w:basedOn w:val="Standard"/>
+    <w:qFormat/>
+    <w:pPr>
+      <w:suppressLineNumbers/>
+      <w:spacing w:before="120" w:after="120"/>
+    </w:pPr>
+    <w:rPr>
+      <w:rFonts w:cs="Noto Sans"/>
+      <w:i/>
+      <w:iCs/>
+      <w:sz w:val="24"/>
+      <w:szCs w:val="24"/>
+    </w:rPr>
+  </w:style>
+  <w:style w:type="paragraph" w:customStyle="1" w:styleId="Index">
+    <w:name w:val="Index"/>
+    <w:basedOn w:val="Standard"/>
+    <w:qFormat/>
+    <w:pPr>
+      <w:suppressLineNumbers/>
+    </w:pPr>
+    <w:rPr>
+      <w:rFonts w:cs="Noto Sans"/>
+    </w:rPr>
+  </w:style>
+  <w:style w:type="paragraph" w:styleId="Titel">
+    <w:name w:val="Title"/>
+    <w:basedOn w:val="Standard"/>
+    <w:next w:val="Standard"/>
+    <w:link w:val="TitelZchn"/>
+    <w:uiPriority w:val="10"/>
+    <w:qFormat/>
+    <w:rsid w:val="00020C19"/>
+    <w:pPr>
+      <w:spacing w:after="80" w:line="240" w:lineRule="auto"/>
+      <w:contextualSpacing/>
+    </w:pPr>
+    <w:rPr>
+      <w:rFonts w:asciiTheme="majorHAnsi" w:eastAsiaTheme="majorEastAsia" w:hAnsiTheme="majorHAnsi" w:cstheme="majorBidi"/>
+      <w:spacing w:val="-10"/>
+      <w:sz w:val="56"/>
+      <w:szCs w:val="56"/>
+    </w:rPr>
+  </w:style>
+  <w:style w:type="paragraph" w:styleId="Untertitel">
+    <w:name w:val="Subtitle"/>
+    <w:basedOn w:val="Standard"/>
+    <w:next w:val="Standard"/>
+    <w:link w:val="UntertitelZchn"/>
+    <w:uiPriority w:val="11"/>
+    <w:qFormat/>
+    <w:rsid w:val="00020C19"/>
+    <w:rPr>
+      <w:rFonts w:eastAsiaTheme="majorEastAsia" w:cstheme="majorBidi"/>
+      <w:color w:val="595959" w:themeColor="text1" w:themeTint="A6"/>
+      <w:spacing w:val="15"/>
+      <w:sz w:val="28"/>
+      <w:szCs w:val="28"/>
+    </w:rPr>
+  </w:style>
+  <w:style w:type="paragraph" w:styleId="Zitat">
+    <w:name w:val="Quote"/>
+    <w:basedOn w:val="Standard"/>
+    <w:next w:val="Standard"/>
+    <w:link w:val="ZitatZchn"/>
+    <w:uiPriority w:val="29"/>
+    <w:qFormat/>
+    <w:rsid w:val="00020C19"/>
+    <w:pPr>
+      <w:spacing w:before="160"/>
+      <w:jc w:val="center"/>
+    </w:pPr>
+    <w:rPr>
+      <w:i/>
+      <w:iCs/>
+      <w:color w:val="404040" w:themeColor="text1" w:themeTint="BF"/>
+    </w:rPr>
+  </w:style>
+  <w:style w:type="paragraph" w:styleId="Listenabsatz">
+    <w:name w:val="List Paragraph"/>
+    <w:basedOn w:val="Standard"/>
+    <w:uiPriority w:val="34"/>
+    <w:qFormat/>
+    <w:rsid w:val="00020C19"/>
+    <w:pPr>
+      <w:ind w:left="720"/>
+      <w:contextualSpacing/>
+    </w:pPr>
+  </w:style>
+  <w:style w:type="paragraph" w:styleId="IntensivesZitat">
+    <w:name w:val="Intense Quote"/>
+    <w:basedOn w:val="Standard"/>
+    <w:next w:val="Standard"/>
+    <w:link w:val="IntensivesZitatZchn"/>
+    <w:uiPriority w:val="30"/>
+    <w:qFormat/>
+    <w:rsid w:val="00020C19"/>
+    <w:pPr>
+      <w:pBdr>
+        <w:top w:val="single" w:sz="4" w:space="10" w:color="0F4761" w:themeColor="accent1" w:themeShade="BF"/>
+        <w:bottom w:val="single" w:sz="4" w:space="10" w:color="0F4761" w:themeColor="accent1" w:themeShade="BF"/>
+      </w:pBdr>
+      <w:spacing w:before="360" w:after="360"/>
+      <w:ind w:left="864" w:right="864"/>
+      <w:jc w:val="center"/>
+    </w:pPr>
+    <w:rPr>
+      <w:i/>
+      <w:iCs/>
+      <w:color w:val="0F4761" w:themeColor="accent1" w:themeShade="BF"/>
+    </w:rPr>
+  </w:style>
 </w:styles>
 </file>
 
 <file path=word/theme/theme1.xml><?xml version="1.0" encoding="utf-8"?>
-<a:theme xmlns:a="http://schemas.openxmlformats.org/drawingml/2006/main" xmlns:r="http://schemas.openxmlformats.org/officeDocument/2006/relationships" name="Office Theme">
+<a:theme xmlns:a="http://schemas.openxmlformats.org/drawingml/2006/main" name="Office Theme">
   <a:themeElements>
     <a:clrScheme name="Office">
       <a:dk1>
@@ -1471,12 +1455,12 @@
     </a:clrScheme>
     <a:fontScheme name="Office">
       <a:majorFont>
-        <a:latin typeface="Aptos Display" panose="02110004020202020204" pitchFamily="0" charset="1"/>
+        <a:latin typeface="Aptos Display" panose="02110004020202020204"/>
         <a:ea typeface=""/>
         <a:cs typeface=""/>
       </a:majorFont>
       <a:minorFont>
-        <a:latin typeface="Aptos" panose="02110004020202020204" pitchFamily="0" charset="1"/>
+        <a:latin typeface="Aptos" panose="02110004020202020204"/>
         <a:ea typeface=""/>
         <a:cs typeface=""/>
       </a:minorFont>
@@ -1508,7 +1492,7 @@
             </a:gs>
           </a:gsLst>
           <a:lin ang="5400000" scaled="0"/>
-          <a:tileRect l="0" t="0" r="0" b="0"/>
+          <a:tileRect/>
         </a:gradFill>
         <a:gradFill>
           <a:gsLst>
@@ -1532,7 +1516,7 @@
             </a:gs>
           </a:gsLst>
           <a:lin ang="5400000" scaled="0"/>
-          <a:tileRect l="0" t="0" r="0" b="0"/>
+          <a:tileRect/>
         </a:gradFill>
       </a:fillStyleLst>
       <a:lnStyleLst>
@@ -1592,10 +1576,12 @@
             </a:gs>
           </a:gsLst>
           <a:lin ang="5400000" scaled="0"/>
-          <a:tileRect l="0" t="0" r="0" b="0"/>
+          <a:tileRect/>
         </a:gradFill>
       </a:bgFillStyleLst>
     </a:fmtScheme>
   </a:themeElements>
+  <a:objectDefaults/>
+  <a:extraClrSchemeLst/>
 </a:theme>
 </file>
--- a/DailyReport.docx
+++ b/DailyReport.docx
@@ -1,6 +1,6 @@
 
 <file path=word/document.xml><?xml version="1.0" encoding="utf-8"?>
-<w:document xmlns:wpc="http://schemas.microsoft.com/office/word/2010/wordprocessingCanvas" xmlns:cx="http://schemas.microsoft.com/office/drawing/2014/chartex" xmlns:cx1="http://schemas.microsoft.com/office/drawing/2015/9/8/chartex" xmlns:cx2="http://schemas.microsoft.com/office/drawing/2015/10/21/chartex" xmlns:cx3="http://schemas.microsoft.com/office/drawing/2016/5/9/chartex" xmlns:cx4="http://schemas.microsoft.com/office/drawing/2016/5/10/chartex" xmlns:cx5="http://schemas.microsoft.com/office/drawing/2016/5/11/chartex" xmlns:cx6="http://schemas.microsoft.com/office/drawing/2016/5/12/chartex" xmlns:cx7="http://schemas.microsoft.com/office/drawing/2016/5/13/chartex" xmlns:cx8="http://schemas.microsoft.com/office/drawing/2016/5/14/chartex" xmlns:mc="http://schemas.openxmlformats.org/markup-compatibility/2006" xmlns:aink="http://schemas.microsoft.com/office/drawing/2016/ink" xmlns:am3d="http://schemas.microsoft.com/office/drawing/2017/model3d" xmlns:o="urn:schemas-microsoft-com:office:office" xmlns:r="http://schemas.openxmlformats.org/officeDocument/2006/relationships" xmlns:m="http://schemas.openxmlformats.org/officeDocument/2006/math" xmlns:v="urn:schemas-microsoft-com:vml" xmlns:wp14="http://schemas.microsoft.com/office/word/2010/wordprocessingDrawing" xmlns:wp="http://schemas.openxmlformats.org/drawingml/2006/wordprocessingDrawing" xmlns:w10="urn:schemas-microsoft-com:office:word" xmlns:w="http://schemas.openxmlformats.org/wordprocessingml/2006/main" xmlns:w14="http://schemas.microsoft.com/office/word/2010/wordml" xmlns:w15="http://schemas.microsoft.com/office/word/2012/wordml" xmlns:w16cex="http://schemas.microsoft.com/office/word/2018/wordml/cex" xmlns:w16cid="http://schemas.microsoft.com/office/word/2016/wordml/cid" xmlns:w16="http://schemas.microsoft.com/office/word/2018/wordml" xmlns:w16sdtdh="http://schemas.microsoft.com/office/word/2020/wordml/sdtdatahash" xmlns:w16se="http://schemas.microsoft.com/office/word/2015/wordml/symex" xmlns:wpg="http://schemas.microsoft.com/office/word/2010/wordprocessingGroup" xmlns:wpi="http://schemas.microsoft.com/office/word/2010/wordprocessingInk" xmlns:wne="http://schemas.microsoft.com/office/word/2006/wordml" xmlns:wps="http://schemas.microsoft.com/office/word/2010/wordprocessingShape" mc:Ignorable="w14 w15 w16se w16cid w16 w16cex w16sdtdh wp14">
+<w:document xmlns:wpc="http://schemas.microsoft.com/office/word/2010/wordprocessingCanvas" xmlns:cx="http://schemas.microsoft.com/office/drawing/2014/chartex" xmlns:cx1="http://schemas.microsoft.com/office/drawing/2015/9/8/chartex" xmlns:cx2="http://schemas.microsoft.com/office/drawing/2015/10/21/chartex" xmlns:cx3="http://schemas.microsoft.com/office/drawing/2016/5/9/chartex" xmlns:cx4="http://schemas.microsoft.com/office/drawing/2016/5/10/chartex" xmlns:cx5="http://schemas.microsoft.com/office/drawing/2016/5/11/chartex" xmlns:cx6="http://schemas.microsoft.com/office/drawing/2016/5/12/chartex" xmlns:cx7="http://schemas.microsoft.com/office/drawing/2016/5/13/chartex" xmlns:cx8="http://schemas.microsoft.com/office/drawing/2016/5/14/chartex" xmlns:mc="http://schemas.openxmlformats.org/markup-compatibility/2006" xmlns:aink="http://schemas.microsoft.com/office/drawing/2016/ink" xmlns:am3d="http://schemas.microsoft.com/office/drawing/2017/model3d" xmlns:o="urn:schemas-microsoft-com:office:office" xmlns:oel="http://schemas.microsoft.com/office/2019/extlst" xmlns:r="http://schemas.openxmlformats.org/officeDocument/2006/relationships" xmlns:m="http://schemas.openxmlformats.org/officeDocument/2006/math" xmlns:v="urn:schemas-microsoft-com:vml" xmlns:wp14="http://schemas.microsoft.com/office/word/2010/wordprocessingDrawing" xmlns:wp="http://schemas.openxmlformats.org/drawingml/2006/wordprocessingDrawing" xmlns:w10="urn:schemas-microsoft-com:office:word" xmlns:w="http://schemas.openxmlformats.org/wordprocessingml/2006/main" xmlns:w14="http://schemas.microsoft.com/office/word/2010/wordml" xmlns:w15="http://schemas.microsoft.com/office/word/2012/wordml" xmlns:w16cex="http://schemas.microsoft.com/office/word/2018/wordml/cex" xmlns:w16cid="http://schemas.microsoft.com/office/word/2016/wordml/cid" xmlns:w16="http://schemas.microsoft.com/office/word/2018/wordml" xmlns:w16du="http://schemas.microsoft.com/office/word/2023/wordml/word16du" xmlns:w16sdtdh="http://schemas.microsoft.com/office/word/2020/wordml/sdtdatahash" xmlns:w16sdtfl="http://schemas.microsoft.com/office/word/2024/wordml/sdtformatlock" xmlns:w16se="http://schemas.microsoft.com/office/word/2015/wordml/symex" xmlns:wpg="http://schemas.microsoft.com/office/word/2010/wordprocessingGroup" xmlns:wpi="http://schemas.microsoft.com/office/word/2010/wordprocessingInk" xmlns:wne="http://schemas.microsoft.com/office/word/2006/wordml" xmlns:wps="http://schemas.microsoft.com/office/word/2010/wordprocessingShape" mc:Ignorable="w14 w15 w16se w16cid w16 w16cex w16sdtdh w16sdtfl w16du wp14">
   <w:body>
     <w:p>
       <w:pPr>
@@ -31,13 +31,7 @@
         <w:rPr>
           <w:lang w:val="de-AT"/>
         </w:rPr>
-        <w:t>Gestern erledigt – noch nicht rele</w:t>
-      </w:r>
-      <w:r>
-        <w:rPr>
-          <w:lang w:val="de-AT"/>
-        </w:rPr>
-        <w:t>vant, da erster Tag</w:t>
+        <w:t>Gestern erledigt – noch nicht relevant, da erster Tag</w:t>
       </w:r>
     </w:p>
     <w:p>
@@ -113,13 +107,7 @@
         <w:rPr>
           <w:lang w:val="de-AT"/>
         </w:rPr>
-        <w:t xml:space="preserve">Gestern erledigt: Aufgabenstellung, Fragen DWH, ER- Diagramm, relationales </w:t>
-      </w:r>
-      <w:r>
-        <w:rPr>
-          <w:lang w:val="de-AT"/>
-        </w:rPr>
-        <w:t>Schema, NF-Überprüfung, Speicherplatzberechnung</w:t>
+        <w:t>Gestern erledigt: Aufgabenstellung, Fragen DWH, ER- Diagramm, relationales Schema, NF-Überprüfung, Speicherplatzberechnung</w:t>
       </w:r>
     </w:p>
     <w:p>
@@ -154,6 +142,105 @@
       <w:r>
         <w:t>Probleme: keine</w:t>
       </w:r>
+    </w:p>
+    <w:p>
+      <w:pPr>
+        <w:pStyle w:val="berschrift1"/>
+        <w:rPr>
+          <w:lang w:val="de-AT"/>
+        </w:rPr>
+      </w:pPr>
+      <w:r>
+        <w:rPr>
+          <w:lang w:val="de-AT"/>
+        </w:rPr>
+        <w:t>Mittwoch</w:t>
+      </w:r>
+      <w:r>
+        <w:rPr>
+          <w:lang w:val="de-AT"/>
+        </w:rPr>
+        <w:t xml:space="preserve"> </w:t>
+      </w:r>
+      <w:r>
+        <w:rPr>
+          <w:lang w:val="de-AT"/>
+        </w:rPr>
+        <w:t>26</w:t>
+      </w:r>
+      <w:r>
+        <w:rPr>
+          <w:lang w:val="de-AT"/>
+        </w:rPr>
+        <w:t>.8.2026</w:t>
+      </w:r>
+    </w:p>
+    <w:p>
+      <w:pPr>
+        <w:pStyle w:val="Listenabsatz"/>
+        <w:numPr>
+          <w:ilvl w:val="0"/>
+          <w:numId w:val="1"/>
+        </w:numPr>
+        <w:rPr>
+          <w:lang w:val="de-AT"/>
+        </w:rPr>
+      </w:pPr>
+      <w:r>
+        <w:rPr>
+          <w:lang w:val="de-AT"/>
+        </w:rPr>
+        <w:t>Gestern erledigt: GitHub aufsetzen, Normalformen nochmal überprüfen, DWH-Struktur überlegen</w:t>
+      </w:r>
+      <w:r>
+        <w:rPr>
+          <w:lang w:val="de-AT"/>
+        </w:rPr>
+        <w:t>, mER- Schema und Galaxy-Schema,  SCDs überlegt und Szenarienbeispiele, Beginn Mapping Tabelle, Anpassung der DWH Fragen</w:t>
+      </w:r>
+    </w:p>
+    <w:p>
+      <w:pPr>
+        <w:pStyle w:val="Listenabsatz"/>
+        <w:numPr>
+          <w:ilvl w:val="0"/>
+          <w:numId w:val="1"/>
+        </w:numPr>
+        <w:rPr>
+          <w:lang w:val="de-AT"/>
+        </w:rPr>
+      </w:pPr>
+      <w:r>
+        <w:rPr>
+          <w:lang w:val="de-AT"/>
+        </w:rPr>
+        <w:t>Heute wollen wir erledigen: Galaxy-Schema aktualisieren mit SCDs, Mapping Tabelle vervollständigen, Beginn Aufsetzen der Datenbanken</w:t>
+      </w:r>
+    </w:p>
+    <w:p>
+      <w:pPr>
+        <w:pStyle w:val="Listenabsatz"/>
+        <w:numPr>
+          <w:ilvl w:val="0"/>
+          <w:numId w:val="1"/>
+        </w:numPr>
+        <w:rPr>
+          <w:lang w:val="de-AT"/>
+        </w:rPr>
+      </w:pPr>
+      <w:r>
+        <w:rPr>
+          <w:lang w:val="de-AT"/>
+        </w:rPr>
+        <w:t>Probleme: Projekt nicht zu kompliziert machen und DWH-Struktur einfach halten</w:t>
+      </w:r>
+    </w:p>
+    <w:p>
+      <w:pPr>
+        <w:rPr>
+          <w:lang w:val="de-AT"/>
+        </w:rPr>
+      </w:pPr>
     </w:p>
     <w:sectPr>
       <w:pgSz w:w="12240" w:h="15840"/>
@@ -167,7 +254,7 @@
 </file>
 
 <file path=word/numbering.xml><?xml version="1.0" encoding="utf-8"?>
-<w:numbering xmlns:wpc="http://schemas.microsoft.com/office/word/2010/wordprocessingCanvas" xmlns:cx="http://schemas.microsoft.com/office/drawing/2014/chartex" xmlns:cx1="http://schemas.microsoft.com/office/drawing/2015/9/8/chartex" xmlns:cx2="http://schemas.microsoft.com/office/drawing/2015/10/21/chartex" xmlns:cx3="http://schemas.microsoft.com/office/drawing/2016/5/9/chartex" xmlns:cx4="http://schemas.microsoft.com/office/drawing/2016/5/10/chartex" xmlns:cx5="http://schemas.microsoft.com/office/drawing/2016/5/11/chartex" xmlns:cx6="http://schemas.microsoft.com/office/drawing/2016/5/12/chartex" xmlns:cx7="http://schemas.microsoft.com/office/drawing/2016/5/13/chartex" xmlns:cx8="http://schemas.microsoft.com/office/drawing/2016/5/14/chartex" xmlns:mc="http://schemas.openxmlformats.org/markup-compatibility/2006" xmlns:aink="http://schemas.microsoft.com/office/drawing/2016/ink" xmlns:am3d="http://schemas.microsoft.com/office/drawing/2017/model3d" xmlns:o="urn:schemas-microsoft-com:office:office" xmlns:r="http://schemas.openxmlformats.org/officeDocument/2006/relationships" xmlns:m="http://schemas.openxmlformats.org/officeDocument/2006/math" xmlns:v="urn:schemas-microsoft-com:vml" xmlns:wp14="http://schemas.microsoft.com/office/word/2010/wordprocessingDrawing" xmlns:wp="http://schemas.openxmlformats.org/drawingml/2006/wordprocessingDrawing" xmlns:w10="urn:schemas-microsoft-com:office:word" xmlns:w="http://schemas.openxmlformats.org/wordprocessingml/2006/main" xmlns:w14="http://schemas.microsoft.com/office/word/2010/wordml" xmlns:w15="http://schemas.microsoft.com/office/word/2012/wordml" xmlns:w16cex="http://schemas.microsoft.com/office/word/2018/wordml/cex" xmlns:w16cid="http://schemas.microsoft.com/office/word/2016/wordml/cid" xmlns:w16="http://schemas.microsoft.com/office/word/2018/wordml" xmlns:w16sdtdh="http://schemas.microsoft.com/office/word/2020/wordml/sdtdatahash" xmlns:w16se="http://schemas.microsoft.com/office/word/2015/wordml/symex" xmlns:wpg="http://schemas.microsoft.com/office/word/2010/wordprocessingGroup" xmlns:wpi="http://schemas.microsoft.com/office/word/2010/wordprocessingInk" xmlns:wne="http://schemas.microsoft.com/office/word/2006/wordml" xmlns:wps="http://schemas.microsoft.com/office/word/2010/wordprocessingShape" mc:Ignorable="w14 w15 w16se w16cid w16 w16cex w16sdtdh wp14">
+<w:numbering xmlns:wpc="http://schemas.microsoft.com/office/word/2010/wordprocessingCanvas" xmlns:cx="http://schemas.microsoft.com/office/drawing/2014/chartex" xmlns:cx1="http://schemas.microsoft.com/office/drawing/2015/9/8/chartex" xmlns:cx2="http://schemas.microsoft.com/office/drawing/2015/10/21/chartex" xmlns:cx3="http://schemas.microsoft.com/office/drawing/2016/5/9/chartex" xmlns:cx4="http://schemas.microsoft.com/office/drawing/2016/5/10/chartex" xmlns:cx5="http://schemas.microsoft.com/office/drawing/2016/5/11/chartex" xmlns:cx6="http://schemas.microsoft.com/office/drawing/2016/5/12/chartex" xmlns:cx7="http://schemas.microsoft.com/office/drawing/2016/5/13/chartex" xmlns:cx8="http://schemas.microsoft.com/office/drawing/2016/5/14/chartex" xmlns:mc="http://schemas.openxmlformats.org/markup-compatibility/2006" xmlns:aink="http://schemas.microsoft.com/office/drawing/2016/ink" xmlns:am3d="http://schemas.microsoft.com/office/drawing/2017/model3d" xmlns:o="urn:schemas-microsoft-com:office:office" xmlns:oel="http://schemas.microsoft.com/office/2019/extlst" xmlns:r="http://schemas.openxmlformats.org/officeDocument/2006/relationships" xmlns:m="http://schemas.openxmlformats.org/officeDocument/2006/math" xmlns:v="urn:schemas-microsoft-com:vml" xmlns:wp14="http://schemas.microsoft.com/office/word/2010/wordprocessingDrawing" xmlns:wp="http://schemas.openxmlformats.org/drawingml/2006/wordprocessingDrawing" xmlns:w10="urn:schemas-microsoft-com:office:word" xmlns:w="http://schemas.openxmlformats.org/wordprocessingml/2006/main" xmlns:w14="http://schemas.microsoft.com/office/word/2010/wordml" xmlns:w15="http://schemas.microsoft.com/office/word/2012/wordml" xmlns:w16cex="http://schemas.microsoft.com/office/word/2018/wordml/cex" xmlns:w16cid="http://schemas.microsoft.com/office/word/2016/wordml/cid" xmlns:w16="http://schemas.microsoft.com/office/word/2018/wordml" xmlns:w16du="http://schemas.microsoft.com/office/word/2023/wordml/word16du" xmlns:w16sdtdh="http://schemas.microsoft.com/office/word/2020/wordml/sdtdatahash" xmlns:w16sdtfl="http://schemas.microsoft.com/office/word/2024/wordml/sdtformatlock" xmlns:w16se="http://schemas.microsoft.com/office/word/2015/wordml/symex" xmlns:wpg="http://schemas.microsoft.com/office/word/2010/wordprocessingGroup" xmlns:wpi="http://schemas.microsoft.com/office/word/2010/wordprocessingInk" xmlns:wne="http://schemas.microsoft.com/office/word/2006/wordml" xmlns:wps="http://schemas.microsoft.com/office/word/2010/wordprocessingShape" mc:Ignorable="w14 w15 w16se w16cid w16 w16cex w16sdtdh w16sdtfl w16du wp14">
   <w:abstractNum w:abstractNumId="0" w15:restartNumberingAfterBreak="0">
     <w:nsid w:val="24923C53"/>
     <w:multiLevelType w:val="multilevel"/>
@@ -430,17 +517,17 @@
       </w:rPr>
     </w:lvl>
   </w:abstractNum>
-  <w:num w:numId="1">
+  <w:num w:numId="1" w16cid:durableId="557400783">
     <w:abstractNumId w:val="1"/>
   </w:num>
-  <w:num w:numId="2">
+  <w:num w:numId="2" w16cid:durableId="675234358">
     <w:abstractNumId w:val="0"/>
   </w:num>
 </w:numbering>
 </file>
 
 <file path=word/styles.xml><?xml version="1.0" encoding="utf-8"?>
-<w:styles xmlns:mc="http://schemas.openxmlformats.org/markup-compatibility/2006" xmlns:r="http://schemas.openxmlformats.org/officeDocument/2006/relationships" xmlns:w="http://schemas.openxmlformats.org/wordprocessingml/2006/main" xmlns:w14="http://schemas.microsoft.com/office/word/2010/wordml" xmlns:w15="http://schemas.microsoft.com/office/word/2012/wordml" xmlns:w16cex="http://schemas.microsoft.com/office/word/2018/wordml/cex" xmlns:w16cid="http://schemas.microsoft.com/office/word/2016/wordml/cid" xmlns:w16="http://schemas.microsoft.com/office/word/2018/wordml" xmlns:w16sdtdh="http://schemas.microsoft.com/office/word/2020/wordml/sdtdatahash" xmlns:w16se="http://schemas.microsoft.com/office/word/2015/wordml/symex" mc:Ignorable="w14 w15 w16se w16cid w16 w16cex w16sdtdh">
+<w:styles xmlns:mc="http://schemas.openxmlformats.org/markup-compatibility/2006" xmlns:r="http://schemas.openxmlformats.org/officeDocument/2006/relationships" xmlns:w="http://schemas.openxmlformats.org/wordprocessingml/2006/main" xmlns:w14="http://schemas.microsoft.com/office/word/2010/wordml" xmlns:w15="http://schemas.microsoft.com/office/word/2012/wordml" xmlns:w16cex="http://schemas.microsoft.com/office/word/2018/wordml/cex" xmlns:w16cid="http://schemas.microsoft.com/office/word/2016/wordml/cid" xmlns:w16="http://schemas.microsoft.com/office/word/2018/wordml" xmlns:w16du="http://schemas.microsoft.com/office/word/2023/wordml/word16du" xmlns:w16sdtdh="http://schemas.microsoft.com/office/word/2020/wordml/sdtdatahash" xmlns:w16sdtfl="http://schemas.microsoft.com/office/word/2024/wordml/sdtformatlock" xmlns:w16se="http://schemas.microsoft.com/office/word/2015/wordml/symex" mc:Ignorable="w14 w15 w16se w16cid w16 w16cex w16sdtdh w16sdtfl w16du">
   <w:docDefaults>
     <w:rPrDefault>
       <w:rPr>

--- a/DailyReport.docx
+++ b/DailyReport.docx
@@ -9,11 +9,19 @@
           <w:lang w:val="de-AT"/>
         </w:rPr>
       </w:pPr>
-      <w:r>
-        <w:rPr>
-          <w:lang w:val="de-AT"/>
-        </w:rPr>
-        <w:t>Montag 24.8.2026</w:t>
+      <w:proofErr w:type="gramStart"/>
+      <w:r>
+        <w:rPr>
+          <w:lang w:val="de-AT"/>
+        </w:rPr>
+        <w:t>Montag</w:t>
+      </w:r>
+      <w:proofErr w:type="gramEnd"/>
+      <w:r>
+        <w:rPr>
+          <w:lang w:val="de-AT"/>
+        </w:rPr>
+        <w:t xml:space="preserve"> 24.8.2026</w:t>
       </w:r>
     </w:p>
     <w:p>
@@ -85,11 +93,19 @@
           <w:lang w:val="de-AT"/>
         </w:rPr>
       </w:pPr>
-      <w:r>
-        <w:rPr>
-          <w:lang w:val="de-AT"/>
-        </w:rPr>
-        <w:t>Dienstag 25.8.2026</w:t>
+      <w:proofErr w:type="gramStart"/>
+      <w:r>
+        <w:rPr>
+          <w:lang w:val="de-AT"/>
+        </w:rPr>
+        <w:t>Dienstag</w:t>
+      </w:r>
+      <w:proofErr w:type="gramEnd"/>
+      <w:r>
+        <w:rPr>
+          <w:lang w:val="de-AT"/>
+        </w:rPr>
+        <w:t xml:space="preserve"> 25.8.2026</w:t>
       </w:r>
     </w:p>
     <w:p>
@@ -125,7 +141,21 @@
         <w:rPr>
           <w:lang w:val="de-AT"/>
         </w:rPr>
-        <w:t>Heute wollen wir erledigen: GitHub aufsetzen, Normalformen nochmal überprüfen, DWH-Struktur überlegen</w:t>
+        <w:t xml:space="preserve">Heute wollen wir erledigen: GitHub aufsetzen, Normalformen </w:t>
+      </w:r>
+      <w:proofErr w:type="gramStart"/>
+      <w:r>
+        <w:rPr>
+          <w:lang w:val="de-AT"/>
+        </w:rPr>
+        <w:t>nochmal überprüfen</w:t>
+      </w:r>
+      <w:proofErr w:type="gramEnd"/>
+      <w:r>
+        <w:rPr>
+          <w:lang w:val="de-AT"/>
+        </w:rPr>
+        <w:t>, DWH-Struktur überlegen</w:t>
       </w:r>
     </w:p>
     <w:p>
@@ -139,9 +169,19 @@
           <w:lang w:val="de-AT"/>
         </w:rPr>
       </w:pPr>
-      <w:r>
-        <w:t>Probleme: keine</w:t>
-      </w:r>
+      <w:proofErr w:type="spellStart"/>
+      <w:r>
+        <w:t>Probleme</w:t>
+      </w:r>
+      <w:proofErr w:type="spellEnd"/>
+      <w:r>
+        <w:t xml:space="preserve">: </w:t>
+      </w:r>
+      <w:proofErr w:type="spellStart"/>
+      <w:r>
+        <w:t>keine</w:t>
+      </w:r>
+      <w:proofErr w:type="spellEnd"/>
     </w:p>
     <w:p>
       <w:pPr>
@@ -150,29 +190,19 @@
           <w:lang w:val="de-AT"/>
         </w:rPr>
       </w:pPr>
+      <w:proofErr w:type="gramStart"/>
       <w:r>
         <w:rPr>
           <w:lang w:val="de-AT"/>
         </w:rPr>
         <w:t>Mittwoch</w:t>
       </w:r>
-      <w:r>
-        <w:rPr>
-          <w:lang w:val="de-AT"/>
-        </w:rPr>
-        <w:t xml:space="preserve"> </w:t>
-      </w:r>
-      <w:r>
-        <w:rPr>
-          <w:lang w:val="de-AT"/>
-        </w:rPr>
-        <w:t>26</w:t>
-      </w:r>
-      <w:r>
-        <w:rPr>
-          <w:lang w:val="de-AT"/>
-        </w:rPr>
-        <w:t>.8.2026</w:t>
+      <w:proofErr w:type="gramEnd"/>
+      <w:r>
+        <w:rPr>
+          <w:lang w:val="de-AT"/>
+        </w:rPr>
+        <w:t xml:space="preserve"> 26.8.2026</w:t>
       </w:r>
     </w:p>
     <w:p>
@@ -190,14 +220,72 @@
         <w:rPr>
           <w:lang w:val="de-AT"/>
         </w:rPr>
-        <w:t>Gestern erledigt: GitHub aufsetzen, Normalformen nochmal überprüfen, DWH-Struktur überlegen</w:t>
-      </w:r>
-      <w:r>
-        <w:rPr>
-          <w:lang w:val="de-AT"/>
-        </w:rPr>
-        <w:t>, mER- Schema und Galaxy-Schema,  SCDs überlegt und Szenarienbeispiele, Beginn Mapping Tabelle, Anpassung der DWH Fragen</w:t>
-      </w:r>
+        <w:t xml:space="preserve">Gestern erledigt: GitHub aufsetzen, Normalformen </w:t>
+      </w:r>
+      <w:proofErr w:type="gramStart"/>
+      <w:r>
+        <w:rPr>
+          <w:lang w:val="de-AT"/>
+        </w:rPr>
+        <w:t>nochmal überprüfen</w:t>
+      </w:r>
+      <w:proofErr w:type="gramEnd"/>
+      <w:r>
+        <w:rPr>
+          <w:lang w:val="de-AT"/>
+        </w:rPr>
+        <w:t xml:space="preserve">, DWH-Struktur überlegen, </w:t>
+      </w:r>
+      <w:proofErr w:type="spellStart"/>
+      <w:r>
+        <w:rPr>
+          <w:lang w:val="de-AT"/>
+        </w:rPr>
+        <w:t>mER</w:t>
+      </w:r>
+      <w:proofErr w:type="spellEnd"/>
+      <w:r>
+        <w:rPr>
+          <w:lang w:val="de-AT"/>
+        </w:rPr>
+        <w:t>- Schema und Galaxy-</w:t>
+      </w:r>
+      <w:proofErr w:type="gramStart"/>
+      <w:r>
+        <w:rPr>
+          <w:lang w:val="de-AT"/>
+        </w:rPr>
+        <w:t>Schema,  SCDs</w:t>
+      </w:r>
+      <w:proofErr w:type="gramEnd"/>
+      <w:r>
+        <w:rPr>
+          <w:lang w:val="de-AT"/>
+        </w:rPr>
+        <w:t xml:space="preserve"> überlegt und </w:t>
+      </w:r>
+      <w:proofErr w:type="spellStart"/>
+      <w:r>
+        <w:rPr>
+          <w:lang w:val="de-AT"/>
+        </w:rPr>
+        <w:t>Szenarienbeispiele</w:t>
+      </w:r>
+      <w:proofErr w:type="spellEnd"/>
+      <w:r>
+        <w:rPr>
+          <w:lang w:val="de-AT"/>
+        </w:rPr>
+        <w:t xml:space="preserve">, Beginn Mapping Tabelle, Anpassung der </w:t>
+      </w:r>
+      <w:proofErr w:type="gramStart"/>
+      <w:r>
+        <w:rPr>
+          <w:lang w:val="de-AT"/>
+        </w:rPr>
+        <w:t>DWH Fragen</w:t>
+      </w:r>
+      <w:proofErr w:type="gramEnd"/>
     </w:p>
     <w:p>
       <w:pPr>
@@ -234,6 +322,139 @@
         </w:rPr>
         <w:t>Probleme: Projekt nicht zu kompliziert machen und DWH-Struktur einfach halten</w:t>
       </w:r>
+    </w:p>
+    <w:p>
+      <w:pPr>
+        <w:pStyle w:val="berschrift1"/>
+        <w:rPr>
+          <w:lang w:val="de-AT"/>
+        </w:rPr>
+      </w:pPr>
+      <w:proofErr w:type="gramStart"/>
+      <w:r>
+        <w:rPr>
+          <w:lang w:val="de-AT"/>
+        </w:rPr>
+        <w:t>Donnerstag</w:t>
+      </w:r>
+      <w:proofErr w:type="gramEnd"/>
+      <w:r>
+        <w:rPr>
+          <w:lang w:val="de-AT"/>
+        </w:rPr>
+        <w:t xml:space="preserve"> 27</w:t>
+      </w:r>
+      <w:r>
+        <w:rPr>
+          <w:lang w:val="de-AT"/>
+        </w:rPr>
+        <w:t>.8.2026</w:t>
+      </w:r>
+    </w:p>
+    <w:p>
+      <w:pPr>
+        <w:pStyle w:val="Listenabsatz"/>
+        <w:numPr>
+          <w:ilvl w:val="0"/>
+          <w:numId w:val="1"/>
+        </w:numPr>
+        <w:rPr>
+          <w:lang w:val="de-AT"/>
+        </w:rPr>
+      </w:pPr>
+      <w:r>
+        <w:rPr>
+          <w:lang w:val="de-AT"/>
+        </w:rPr>
+        <w:t>Gestern erledigt</w:t>
+      </w:r>
+      <w:r>
+        <w:rPr>
+          <w:lang w:val="de-AT"/>
+        </w:rPr>
+        <w:t xml:space="preserve">: </w:t>
+      </w:r>
+      <w:r>
+        <w:rPr>
+          <w:lang w:val="de-AT"/>
+        </w:rPr>
+        <w:t xml:space="preserve">Galaxy-Schema aktualisieren mit SCDs, Mapping Tabelle vervollständigen, </w:t>
+      </w:r>
+      <w:r>
+        <w:rPr>
+          <w:lang w:val="de-AT"/>
+        </w:rPr>
+        <w:t>Vollständiges</w:t>
+      </w:r>
+      <w:r>
+        <w:rPr>
+          <w:lang w:val="de-AT"/>
+        </w:rPr>
+        <w:t xml:space="preserve"> Aufsetzen der Datenbanken</w:t>
+      </w:r>
+      <w:r>
+        <w:rPr>
+          <w:lang w:val="de-AT"/>
+        </w:rPr>
+        <w:t>, Erzeugen von Datensätzen mit KI</w:t>
+      </w:r>
+    </w:p>
+    <w:p>
+      <w:pPr>
+        <w:pStyle w:val="Listenabsatz"/>
+        <w:numPr>
+          <w:ilvl w:val="0"/>
+          <w:numId w:val="1"/>
+        </w:numPr>
+        <w:rPr>
+          <w:lang w:val="de-AT"/>
+        </w:rPr>
+      </w:pPr>
+      <w:r>
+        <w:rPr>
+          <w:lang w:val="de-AT"/>
+        </w:rPr>
+        <w:t xml:space="preserve">Heute wollen wir erledigen: </w:t>
+      </w:r>
+      <w:r>
+        <w:rPr>
+          <w:lang w:val="de-AT"/>
+        </w:rPr>
+        <w:t xml:space="preserve">Import der Datensätze, ETL-Prozess, evtl. SCD </w:t>
+      </w:r>
+      <w:proofErr w:type="spellStart"/>
+      <w:r>
+        <w:rPr>
+          <w:lang w:val="de-AT"/>
+        </w:rPr>
+        <w:t>Scripte</w:t>
+      </w:r>
+      <w:proofErr w:type="spellEnd"/>
+    </w:p>
+    <w:p>
+      <w:pPr>
+        <w:pStyle w:val="Listenabsatz"/>
+        <w:numPr>
+          <w:ilvl w:val="0"/>
+          <w:numId w:val="1"/>
+        </w:numPr>
+        <w:rPr>
+          <w:lang w:val="de-AT"/>
+        </w:rPr>
+      </w:pPr>
+      <w:r>
+        <w:rPr>
+          <w:lang w:val="de-AT"/>
+        </w:rPr>
+        <w:t>Probleme: keine</w:t>
+      </w:r>
+    </w:p>
+    <w:p>
+      <w:pPr>
+        <w:rPr>
+          <w:lang w:val="de-AT"/>
+        </w:rPr>
+      </w:pPr>
     </w:p>
     <w:p>
       <w:pPr>
